--- a/专利/RF摧毁目标集智能决策专利/RF摧毁目标集智能决策方法-权利要求书.docx
+++ b/专利/RF摧毁目标集智能决策专利/RF摧毁目标集智能决策方法-权利要求书.docx
@@ -1,131 +1,2535 @@
 
 <file path=word/document.xml><?xml version="1.0" encoding="utf-8"?>
-<w:document xmlns:wpc="http://schemas.microsoft.com/office/word/2010/wordprocessingCanvas" xmlns:cx="http://schemas.microsoft.com/office/drawing/2014/chartex" xmlns:cx1="http://schemas.microsoft.com/office/drawing/2015/9/8/chartex" xmlns:cx2="http://schemas.microsoft.com/office/drawing/2015/10/21/chartex" xmlns:cx3="http://schemas.microsoft.com/office/drawing/2016/5/9/chartex" xmlns:cx4="http://schemas.microsoft.com/office/drawing/2016/5/10/chartex" xmlns:cx5="http://schemas.microsoft.com/office/drawing/2016/5/11/chartex" xmlns:cx6="http://schemas.microsoft.com/office/drawing/2016/5/12/chartex" xmlns:cx7="http://schemas.microsoft.com/office/drawing/2016/5/13/chartex" xmlns:cx8="http://schemas.microsoft.com/office/drawing/2016/5/14/chartex" xmlns:mc="http://schemas.openxmlformats.org/markup-compatibility/2006" xmlns:aink="http://schemas.microsoft.com/office/drawing/2016/ink" xmlns:am3d="http://schemas.microsoft.com/office/drawing/2017/model3d" xmlns:o="urn:schemas-microsoft-com:office:office" xmlns:r="http://schemas.openxmlformats.org/officeDocument/2006/relationships" xmlns:m="http://schemas.openxmlformats.org/officeDocument/2006/math" xmlns:v="urn:schemas-microsoft-com:vml" xmlns:wp14="http://schemas.microsoft.com/office/word/2010/wordprocessingDrawing" xmlns:wp="http://schemas.openxmlformats.org/drawingml/2006/wordprocessingDrawing" xmlns:w10="urn:schemas-microsoft-com:office:word" xmlns:w="http://schemas.openxmlformats.org/wordprocessingml/2006/main" xmlns:w14="http://schemas.microsoft.com/office/word/2010/wordml" xmlns:w15="http://schemas.microsoft.com/office/word/2012/wordml" xmlns:w16cid="http://schemas.microsoft.com/office/word/2016/wordml/cid" xmlns:w16se="http://schemas.microsoft.com/office/word/2015/wordml/symex" xmlns:wpg="http://schemas.microsoft.com/office/word/2010/wordprocessingGroup" xmlns:wpi="http://schemas.microsoft.com/office/word/2010/wordprocessingInk" xmlns:wne="http://schemas.microsoft.com/office/word/2006/wordml" xmlns:wps="http://schemas.microsoft.com/office/word/2010/wordprocessingShape" mc:Ignorable="w14 w15 w16se w16cid wp14">
+<w:document xmlns:wpc="http://schemas.microsoft.com/office/word/2010/wordprocessingCanvas" xmlns:cx="http://schemas.microsoft.com/office/drawing/2014/chartex" xmlns:cx1="http://schemas.microsoft.com/office/drawing/2015/9/8/chartex" xmlns:cx2="http://schemas.microsoft.com/office/drawing/2015/10/21/chartex" xmlns:cx3="http://schemas.microsoft.com/office/drawing/2016/5/9/chartex" xmlns:cx4="http://schemas.microsoft.com/office/drawing/2016/5/10/chartex" xmlns:cx5="http://schemas.microsoft.com/office/drawing/2016/5/11/chartex" xmlns:cx6="http://schemas.microsoft.com/office/drawing/2016/5/12/chartex" xmlns:cx7="http://schemas.microsoft.com/office/drawing/2016/5/13/chartex" xmlns:cx8="http://schemas.microsoft.com/office/drawing/2016/5/14/chartex" xmlns:mc="http://schemas.openxmlformats.org/markup-compatibility/2006" xmlns:aink="http://schemas.microsoft.com/office/drawing/2016/ink" xmlns:am3d="http://schemas.microsoft.com/office/drawing/2017/model3d" xmlns:o="urn:schemas-microsoft-com:office:office" xmlns:oel="http://schemas.microsoft.com/office/2019/extlst" xmlns:r="http://schemas.openxmlformats.org/officeDocument/2006/relationships" xmlns:m="http://schemas.openxmlformats.org/officeDocument/2006/math" xmlns:v="urn:schemas-microsoft-com:vml" xmlns:wp14="http://schemas.microsoft.com/office/word/2010/wordprocessingDrawing" xmlns:wp="http://schemas.openxmlformats.org/drawingml/2006/wordprocessingDrawing" xmlns:w10="urn:schemas-microsoft-com:office:word" xmlns:w="http://schemas.openxmlformats.org/wordprocessingml/2006/main" xmlns:w14="http://schemas.microsoft.com/office/word/2010/wordml" xmlns:w15="http://schemas.microsoft.com/office/word/2012/wordml" xmlns:w16cex="http://schemas.microsoft.com/office/word/2018/wordml/cex" xmlns:w16cid="http://schemas.microsoft.com/office/word/2016/wordml/cid" xmlns:w16="http://schemas.microsoft.com/office/word/2018/wordml" xmlns:w16du="http://schemas.microsoft.com/office/word/2023/wordml/word16du" xmlns:w16sdtdh="http://schemas.microsoft.com/office/word/2020/wordml/sdtdatahash" xmlns:w16sdtfl="http://schemas.microsoft.com/office/word/2024/wordml/sdtformatlock" xmlns:w16se="http://schemas.microsoft.com/office/word/2015/wordml/symex" xmlns:wpg="http://schemas.microsoft.com/office/word/2010/wordprocessingGroup" xmlns:wpi="http://schemas.microsoft.com/office/word/2010/wordprocessingInk" xmlns:wne="http://schemas.microsoft.com/office/word/2006/wordml" xmlns:wps="http://schemas.microsoft.com/office/word/2010/wordprocessingShape" mc:Ignorable="w14 w15 w16se w16cid w16 w16cex w16sdtdh w16sdtfl w16du wp14">
   <w:body>
     <w:p>
-      <w:pPr/>
-      <w:r>
-        <w:rPr>
-          <w:rFonts w:ascii="宋体" w:hAnsi="宋体" w:eastAsia="宋体"/>
-          <w:sz w:val="26"/>
-        </w:rPr>
-        <w:t>1、一种基于随机森林的无人机集群摧毁目标集智能决策方法，其特征在于，包括如下步骤：步骤1：获取无人机集群对地目标任务中的战场目标态势数据，所述战场目标态势数据至少包括目标位置、目标类型、目标防御能力和目标战略价值；步骤2：基于目标态势数据构建目标特征，所述目标特征至少包括目标位置、目标类型、战略价值、防御能力、距离、角度和综合评分；步骤3：根据防御阵地对高价值目标的影响关系，对目标防御能力和目标战略价值进行修正，形成修正防御能力和修正战略价值；步骤4：将所述目标特征输入随机森林分类模型，输出目标属于摧毁目标集或非摧毁目标集的二分类标签；步骤5：根据所述二分类标签生成摧毁目标集，并将所述摧毁目标集作为后续目标分群、资源分配和打击次序规划的输入。</w:t>
+      <w:pPr>
+        <w:spacing w:line="360" w:lineRule="auto"/>
+        <w:ind w:firstLine="520"/>
+      </w:pPr>
+      <w:r>
+        <w:rPr>
+          <w:rFonts w:ascii="宋体" w:hAnsi="宋体"/>
+          <w:sz w:val="26"/>
+        </w:rPr>
+        <w:t>1</w:t>
+      </w:r>
+      <w:r>
+        <w:rPr>
+          <w:rFonts w:ascii="宋体" w:hAnsi="宋体"/>
+          <w:sz w:val="26"/>
+        </w:rPr>
+        <w:t>、一种基于随机森林的无人机集群摧毁目标集智能决策方法，其特征在于，包括如下步骤：</w:t>
       </w:r>
     </w:p>
     <w:p>
-      <w:pPr/>
-      <w:r>
-        <w:rPr>
-          <w:rFonts w:ascii="宋体" w:hAnsi="宋体" w:eastAsia="宋体"/>
-          <w:sz w:val="26"/>
-        </w:rPr>
-        <w:t>2、根据权利要求1所述的方法，其特征在于，所述目标位置包括目标在战场平面坐标系中的横坐标和纵坐标，所述距离为目标与参考位置之间的距离，所述角度为目标相对于参考位置的方位角。</w:t>
+      <w:pPr>
+        <w:spacing w:line="360" w:lineRule="auto"/>
+        <w:ind w:firstLine="520"/>
+      </w:pPr>
+      <w:r>
+        <w:rPr>
+          <w:rFonts w:ascii="宋体" w:hAnsi="宋体"/>
+          <w:sz w:val="26"/>
+        </w:rPr>
+        <w:t>步骤</w:t>
+      </w:r>
+      <w:r>
+        <w:rPr>
+          <w:rFonts w:ascii="宋体" w:hAnsi="宋体"/>
+          <w:sz w:val="26"/>
+        </w:rPr>
+        <w:t>1</w:t>
+      </w:r>
+      <w:r>
+        <w:rPr>
+          <w:rFonts w:ascii="宋体" w:hAnsi="宋体"/>
+          <w:sz w:val="26"/>
+        </w:rPr>
+        <w:t>：获取战场候选目标集合，对目标编号、空间位置、目标类型、战略价值、防御能力、威胁程度和任务相关属性进行预处理；</w:t>
       </w:r>
     </w:p>
     <w:p>
-      <w:pPr/>
-      <w:r>
-        <w:rPr>
-          <w:rFonts w:ascii="宋体" w:hAnsi="宋体" w:eastAsia="宋体"/>
-          <w:sz w:val="26"/>
-        </w:rPr>
-        <w:t>3、根据权利要求1所述的方法，其特征在于，所述目标类型包括高价值目标和防御阵地，所述防御阵地具有预设影响半径，当高价值目标位于所述预设影响半径内时，判定所述高价值目标受到防御阵地影响。</w:t>
+      <w:pPr>
+        <w:spacing w:line="360" w:lineRule="auto"/>
+        <w:ind w:firstLine="520"/>
+      </w:pPr>
+      <w:r>
+        <w:rPr>
+          <w:rFonts w:ascii="宋体" w:hAnsi="宋体"/>
+          <w:sz w:val="26"/>
+        </w:rPr>
+        <w:t>步骤</w:t>
+      </w:r>
+      <w:r>
+        <w:rPr>
+          <w:rFonts w:ascii="宋体" w:hAnsi="宋体"/>
+          <w:sz w:val="26"/>
+        </w:rPr>
+        <w:t>2</w:t>
+      </w:r>
+      <w:r>
+        <w:rPr>
+          <w:rFonts w:ascii="宋体" w:hAnsi="宋体"/>
+          <w:sz w:val="26"/>
+        </w:rPr>
+        <w:t>：根据防御阵地与高价值目标之间的空间作用关系，修正目标防御能力和目标重要程度；</w:t>
       </w:r>
     </w:p>
     <w:p>
-      <w:pPr/>
-      <w:r>
-        <w:rPr>
-          <w:rFonts w:ascii="宋体" w:hAnsi="宋体" w:eastAsia="宋体"/>
-          <w:sz w:val="26"/>
-        </w:rPr>
-        <w:t>4、根据权利要求3所述的方法，其特征在于，所述修正防御能力根据影响所述高价值目标的一个或多个防御阵地的防御能力确定；所述修正战略价值根据防御阵地覆盖的高价值目标的战略价值进行增益修正。</w:t>
+      <w:pPr>
+        <w:spacing w:line="360" w:lineRule="auto"/>
+        <w:ind w:firstLine="520"/>
+      </w:pPr>
+      <w:r>
+        <w:rPr>
+          <w:rFonts w:ascii="宋体" w:hAnsi="宋体"/>
+          <w:sz w:val="26"/>
+        </w:rPr>
+        <w:t>步骤</w:t>
+      </w:r>
+      <w:r>
+        <w:rPr>
+          <w:rFonts w:ascii="宋体" w:hAnsi="宋体"/>
+          <w:sz w:val="26"/>
+        </w:rPr>
+        <w:t>3</w:t>
+      </w:r>
+      <w:r>
+        <w:rPr>
+          <w:rFonts w:ascii="宋体" w:hAnsi="宋体"/>
+          <w:sz w:val="26"/>
+        </w:rPr>
+        <w:t>：基于修正后的目标属性、目标到参考位置的距离和方位角构建目标综合评分；</w:t>
       </w:r>
     </w:p>
     <w:p>
-      <w:pPr/>
-      <w:r>
-        <w:rPr>
-          <w:rFonts w:ascii="宋体" w:hAnsi="宋体" w:eastAsia="宋体"/>
-          <w:sz w:val="26"/>
-        </w:rPr>
-        <w:t>5、根据权利要求1所述的方法，其特征在于，所述综合评分由防御衰减项、战略价值项、距离衰减项和角度项加权得到。</w:t>
+      <w:pPr>
+        <w:spacing w:line="360" w:lineRule="auto"/>
+        <w:ind w:firstLine="520"/>
+      </w:pPr>
+      <w:r>
+        <w:rPr>
+          <w:rFonts w:ascii="宋体" w:hAnsi="宋体"/>
+          <w:sz w:val="26"/>
+        </w:rPr>
+        <w:t>步骤</w:t>
+      </w:r>
+      <w:r>
+        <w:rPr>
+          <w:rFonts w:ascii="宋体" w:hAnsi="宋体"/>
+          <w:sz w:val="26"/>
+        </w:rPr>
+        <w:t>4</w:t>
+      </w:r>
+      <w:r>
+        <w:rPr>
+          <w:rFonts w:ascii="宋体" w:hAnsi="宋体"/>
+          <w:sz w:val="26"/>
+        </w:rPr>
+        <w:t>：将目标综合评分、归一化距离、方位角、修正防御能力和修正重要程度组成随机森林输入特征向量；</w:t>
       </w:r>
     </w:p>
     <w:p>
-      <w:pPr/>
-      <w:r>
-        <w:rPr>
-          <w:rFonts w:ascii="宋体" w:hAnsi="宋体" w:eastAsia="宋体"/>
-          <w:sz w:val="26"/>
-        </w:rPr>
-        <w:t>6、根据权利要求1所述的方法，其特征在于，所述随机森林分类模型的输入特征包括综合评分、归一化距离、角度、修正防御能力和修正战略价值中的至少一种。</w:t>
+      <w:pPr>
+        <w:spacing w:line="360" w:lineRule="auto"/>
+        <w:ind w:firstLine="520"/>
+      </w:pPr>
+      <w:r>
+        <w:rPr>
+          <w:rFonts w:ascii="宋体" w:hAnsi="宋体"/>
+          <w:sz w:val="26"/>
+        </w:rPr>
+        <w:t>步骤</w:t>
+      </w:r>
+      <w:r>
+        <w:rPr>
+          <w:rFonts w:ascii="宋体" w:hAnsi="宋体"/>
+          <w:sz w:val="26"/>
+        </w:rPr>
+        <w:t>5</w:t>
+      </w:r>
+      <w:r>
+        <w:rPr>
+          <w:rFonts w:ascii="宋体" w:hAnsi="宋体"/>
+          <w:sz w:val="26"/>
+        </w:rPr>
+        <w:t>：根据专家标注、历史任务结果、仿真推演结果或人工构建标签集生成二分类标签；</w:t>
       </w:r>
     </w:p>
     <w:p>
-      <w:pPr/>
-      <w:r>
-        <w:rPr>
-          <w:rFonts w:ascii="宋体" w:hAnsi="宋体" w:eastAsia="宋体"/>
-          <w:sz w:val="26"/>
-        </w:rPr>
-        <w:t>7、根据权利要求1所述的方法，其特征在于，所述随机森林分类模型的训练标签来自专家标注、历史任务数据、仿真任务结果或人工构建标签集；在工程调试阶段，所述训练标签还能够由规则决策或聚类决策结果生成伪标签。</w:t>
+      <w:pPr>
+        <w:spacing w:line="360" w:lineRule="auto"/>
+        <w:ind w:firstLine="520"/>
+      </w:pPr>
+      <w:r>
+        <w:rPr>
+          <w:rFonts w:ascii="宋体" w:hAnsi="宋体"/>
+          <w:sz w:val="26"/>
+        </w:rPr>
+        <w:t>步骤</w:t>
+      </w:r>
+      <w:r>
+        <w:rPr>
+          <w:rFonts w:ascii="宋体" w:hAnsi="宋体"/>
+          <w:sz w:val="26"/>
+        </w:rPr>
+        <w:t>6</w:t>
+      </w:r>
+      <w:r>
+        <w:rPr>
+          <w:rFonts w:ascii="宋体" w:hAnsi="宋体"/>
+          <w:sz w:val="26"/>
+        </w:rPr>
+        <w:t>：训练随机森林分类模型，并对待决策目标输出摧毁概率或分类标签；</w:t>
       </w:r>
     </w:p>
     <w:p>
-      <w:pPr/>
-      <w:r>
-        <w:rPr>
-          <w:rFonts w:ascii="宋体" w:hAnsi="宋体" w:eastAsia="宋体"/>
-          <w:sz w:val="26"/>
-        </w:rPr>
-        <w:t>8、根据权利要求1所述的方法，其特征在于，在模型推理阶段，若随机森林分类模型输出目标属于摧毁目标集的概率大于或等于预设阈值，则将该目标纳入摧毁目标集。</w:t>
+      <w:pPr>
+        <w:spacing w:line="360" w:lineRule="auto"/>
+        <w:ind w:firstLine="520"/>
+      </w:pPr>
+      <w:r>
+        <w:rPr>
+          <w:rFonts w:ascii="宋体" w:hAnsi="宋体"/>
+          <w:sz w:val="26"/>
+        </w:rPr>
+        <w:t>步骤</w:t>
+      </w:r>
+      <w:r>
+        <w:rPr>
+          <w:rFonts w:ascii="宋体" w:hAnsi="宋体"/>
+          <w:sz w:val="26"/>
+        </w:rPr>
+        <w:t>7</w:t>
+      </w:r>
+      <w:r>
+        <w:rPr>
+          <w:rFonts w:ascii="宋体" w:hAnsi="宋体"/>
+          <w:sz w:val="26"/>
+        </w:rPr>
+        <w:t>：根据概率阈值或多数投票结果生成摧毁目标集和非摧毁目标集，并输出至无人机集群目标分群、资源分配和打击次序规划模块。</w:t>
       </w:r>
     </w:p>
     <w:p>
-      <w:pPr/>
-      <w:r>
-        <w:rPr>
-          <w:rFonts w:ascii="宋体" w:hAnsi="宋体" w:eastAsia="宋体"/>
-          <w:sz w:val="26"/>
-        </w:rPr>
-        <w:t>9、根据权利要求8所述的方法，其特征在于，当随机森林分类模型不可用、加载失败或未输出有效摧毁目标时，按照目标综合评分排序或阈值规则选择候选目标作为fallback结果。</w:t>
+      <w:pPr>
+        <w:spacing w:line="360" w:lineRule="auto"/>
+        <w:ind w:firstLine="520"/>
+      </w:pPr>
+      <w:r>
+        <w:rPr>
+          <w:rFonts w:ascii="宋体" w:hAnsi="宋体"/>
+          <w:sz w:val="26"/>
+        </w:rPr>
+        <w:t>2</w:t>
+      </w:r>
+      <w:r>
+        <w:rPr>
+          <w:rFonts w:ascii="宋体" w:hAnsi="宋体"/>
+          <w:sz w:val="26"/>
+        </w:rPr>
+        <w:t>、根据权利要求</w:t>
+      </w:r>
+      <w:r>
+        <w:rPr>
+          <w:rFonts w:ascii="宋体" w:hAnsi="宋体"/>
+          <w:sz w:val="26"/>
+        </w:rPr>
+        <w:t>1</w:t>
+      </w:r>
+      <w:r>
+        <w:rPr>
+          <w:rFonts w:ascii="宋体" w:hAnsi="宋体"/>
+          <w:sz w:val="26"/>
+        </w:rPr>
+        <w:t>所述的一种基于随机森林的无人机集群摧毁目标集智能决策方法，其特征在于，所述候选目标集合表示为</w:t>
+      </w:r>
+      <w:r>
+        <w:rPr>
+          <w:rFonts w:ascii="宋体" w:hAnsi="宋体"/>
+          <w:sz w:val="26"/>
+        </w:rPr>
+        <w:t>T={t_i|i=1,2,...,n}</w:t>
+      </w:r>
+      <w:r>
+        <w:rPr>
+          <w:rFonts w:ascii="宋体" w:hAnsi="宋体"/>
+          <w:sz w:val="26"/>
+        </w:rPr>
+        <w:t>，其中</w:t>
+      </w:r>
+      <w:r>
+        <w:rPr>
+          <w:rFonts w:ascii="宋体" w:hAnsi="宋体"/>
+          <w:sz w:val="26"/>
+        </w:rPr>
+        <w:t>t_i=(id_i,p_i,c_i,v_i,d_i,u_i)</w:t>
+      </w:r>
+      <w:r>
+        <w:rPr>
+          <w:rFonts w:ascii="宋体" w:hAnsi="宋体"/>
+          <w:sz w:val="26"/>
+        </w:rPr>
+        <w:t>，</w:t>
+      </w:r>
+      <w:r>
+        <w:rPr>
+          <w:rFonts w:ascii="宋体" w:hAnsi="宋体"/>
+          <w:sz w:val="26"/>
+        </w:rPr>
+        <w:t>p_i=(x_i,y_i)</w:t>
+      </w:r>
+      <w:r>
+        <w:rPr>
+          <w:rFonts w:ascii="宋体" w:hAnsi="宋体"/>
+          <w:sz w:val="26"/>
+        </w:rPr>
+        <w:t>为目标位置，</w:t>
+      </w:r>
+      <w:r>
+        <w:rPr>
+          <w:rFonts w:ascii="宋体" w:hAnsi="宋体"/>
+          <w:sz w:val="26"/>
+        </w:rPr>
+        <w:t>c_i</w:t>
+      </w:r>
+      <w:r>
+        <w:rPr>
+          <w:rFonts w:ascii="宋体" w:hAnsi="宋体"/>
+          <w:sz w:val="26"/>
+        </w:rPr>
+        <w:t>为目标类型，</w:t>
+      </w:r>
+      <w:r>
+        <w:rPr>
+          <w:rFonts w:ascii="宋体" w:hAnsi="宋体"/>
+          <w:sz w:val="26"/>
+        </w:rPr>
+        <w:t>v_i</w:t>
+      </w:r>
+      <w:r>
+        <w:rPr>
+          <w:rFonts w:ascii="宋体" w:hAnsi="宋体"/>
+          <w:sz w:val="26"/>
+        </w:rPr>
+        <w:t>为战略价值，</w:t>
+      </w:r>
+      <w:r>
+        <w:rPr>
+          <w:rFonts w:ascii="宋体" w:hAnsi="宋体"/>
+          <w:sz w:val="26"/>
+        </w:rPr>
+        <w:t>d_i</w:t>
+      </w:r>
+      <w:r>
+        <w:rPr>
+          <w:rFonts w:ascii="宋体" w:hAnsi="宋体"/>
+          <w:sz w:val="26"/>
+        </w:rPr>
+        <w:t>为防御能力，</w:t>
+      </w:r>
+      <w:r>
+        <w:rPr>
+          <w:rFonts w:ascii="宋体" w:hAnsi="宋体"/>
+          <w:sz w:val="26"/>
+        </w:rPr>
+        <w:t>u_i</w:t>
+      </w:r>
+      <w:r>
+        <w:rPr>
+          <w:rFonts w:ascii="宋体" w:hAnsi="宋体"/>
+          <w:sz w:val="26"/>
+        </w:rPr>
+        <w:t>为威胁程度。</w:t>
       </w:r>
     </w:p>
     <w:p>
-      <w:pPr/>
-      <w:r>
-        <w:rPr>
-          <w:rFonts w:ascii="宋体" w:hAnsi="宋体" w:eastAsia="宋体"/>
-          <w:sz w:val="26"/>
-        </w:rPr>
-        <w:t>10、根据权利要求1所述的方法，其特征在于，还包括生成可视化评估结果，所述可视化评估结果包括混淆矩阵、特征重要性图、摧毁目标与非摧毁目标空间分布图、目标价值分布图以及随机森林与其他分类模型的性能对比图。</w:t>
+      <w:pPr>
+        <w:spacing w:line="360" w:lineRule="auto"/>
+        <w:ind w:firstLine="520"/>
+      </w:pPr>
+      <w:r>
+        <w:rPr>
+          <w:rFonts w:ascii="宋体" w:hAnsi="宋体"/>
+          <w:sz w:val="26"/>
+        </w:rPr>
+        <w:t>3</w:t>
+      </w:r>
+      <w:r>
+        <w:rPr>
+          <w:rFonts w:ascii="宋体" w:hAnsi="宋体"/>
+          <w:sz w:val="26"/>
+        </w:rPr>
+        <w:t>、根据权利要求</w:t>
+      </w:r>
+      <w:r>
+        <w:rPr>
+          <w:rFonts w:ascii="宋体" w:hAnsi="宋体"/>
+          <w:sz w:val="26"/>
+        </w:rPr>
+        <w:t>1</w:t>
+      </w:r>
+      <w:r>
+        <w:rPr>
+          <w:rFonts w:ascii="宋体" w:hAnsi="宋体"/>
+          <w:sz w:val="26"/>
+        </w:rPr>
+        <w:t>所述的一种基于随机森林的无人机集群摧毁目标集智能决策方法，其特征在于，所述步骤</w:t>
+      </w:r>
+      <w:r>
+        <w:rPr>
+          <w:rFonts w:ascii="宋体" w:hAnsi="宋体"/>
+          <w:sz w:val="26"/>
+        </w:rPr>
+        <w:t>2</w:t>
+      </w:r>
+      <w:r>
+        <w:rPr>
+          <w:rFonts w:ascii="宋体" w:hAnsi="宋体"/>
+          <w:sz w:val="26"/>
+        </w:rPr>
+        <w:t>具体为：对于防御阵地</w:t>
+      </w:r>
+      <w:r>
+        <w:rPr>
+          <w:rFonts w:ascii="宋体" w:hAnsi="宋体"/>
+          <w:sz w:val="26"/>
+        </w:rPr>
+        <w:t>t_j</w:t>
+      </w:r>
+      <w:r>
+        <w:rPr>
+          <w:rFonts w:ascii="宋体" w:hAnsi="宋体"/>
+          <w:sz w:val="26"/>
+        </w:rPr>
+        <w:t>和高价值目标</w:t>
+      </w:r>
+      <w:r>
+        <w:rPr>
+          <w:rFonts w:ascii="宋体" w:hAnsi="宋体"/>
+          <w:sz w:val="26"/>
+        </w:rPr>
+        <w:t>t_i</w:t>
+      </w:r>
+      <w:r>
+        <w:rPr>
+          <w:rFonts w:ascii="宋体" w:hAnsi="宋体"/>
+          <w:sz w:val="26"/>
+        </w:rPr>
+        <w:t>，计算二者空间距离：</w:t>
       </w:r>
     </w:p>
     <w:p>
-      <w:pPr/>
-      <w:r>
-        <w:rPr>
-          <w:rFonts w:ascii="宋体" w:hAnsi="宋体" w:eastAsia="宋体"/>
-          <w:sz w:val="26"/>
-        </w:rPr>
-        <w:t>11、一种基于随机森林的无人机集群摧毁目标集智能决策装置，其特征在于，包括：数据获取模块，用于获取战场目标态势数据；特征构建模块，用于构建目标位置、目标类型、战略价值、防御能力、距离、角度和综合评分特征；态势修正模块，用于根据防御阵地对高价值目标的影响关系生成修正防御能力和修正战略价值；随机森林决策模块，用于输出摧毁目标集与非摧毁目标集标签；结果输出模块，用于输出摧毁目标集并供后续目标分群、资源分配和打击次序规划调用。</w:t>
-      </w:r>
+      <w:pPr>
+        <w:spacing w:line="360" w:lineRule="auto"/>
+        <w:jc w:val="center"/>
+      </w:pPr>
+      <m:oMathPara>
+        <m:oMath>
+          <m:sSub>
+            <m:sSubPr>
+              <m:ctrlPr>
+                <w:rPr>
+                  <w:rFonts w:ascii="Cambria Math" w:hAnsi="Cambria Math"/>
+                  <w:i/>
+                </w:rPr>
+              </m:ctrlPr>
+            </m:sSubPr>
+            <m:e>
+              <m:r>
+                <w:rPr>
+                  <w:rFonts w:ascii="Cambria Math" w:hAnsi="Cambria Math"/>
+                </w:rPr>
+                <m:t>l</m:t>
+              </m:r>
+            </m:e>
+            <m:sub>
+              <m:r>
+                <w:rPr>
+                  <w:rFonts w:ascii="Cambria Math" w:hAnsi="Cambria Math"/>
+                </w:rPr>
+                <m:t>j</m:t>
+              </m:r>
+            </m:sub>
+          </m:sSub>
+          <m:r>
+            <w:rPr>
+              <w:rFonts w:ascii="Cambria Math" w:hAnsi="Cambria Math"/>
+            </w:rPr>
+            <m:t>i=sqrt</m:t>
+          </m:r>
+          <m:d>
+            <m:dPr>
+              <m:ctrlPr>
+                <w:rPr>
+                  <w:rFonts w:ascii="Cambria Math" w:hAnsi="Cambria Math"/>
+                  <w:i/>
+                </w:rPr>
+              </m:ctrlPr>
+            </m:dPr>
+            <m:e>
+              <m:sSup>
+                <m:sSupPr>
+                  <m:ctrlPr>
+                    <w:rPr>
+                      <w:rFonts w:ascii="Cambria Math" w:hAnsi="Cambria Math"/>
+                      <w:i/>
+                    </w:rPr>
+                  </m:ctrlPr>
+                </m:sSupPr>
+                <m:e>
+                  <m:d>
+                    <m:dPr>
+                      <m:ctrlPr>
+                        <w:rPr>
+                          <w:rFonts w:ascii="Cambria Math" w:hAnsi="Cambria Math"/>
+                          <w:i/>
+                        </w:rPr>
+                      </m:ctrlPr>
+                    </m:dPr>
+                    <m:e>
+                      <m:sSub>
+                        <m:sSubPr>
+                          <m:ctrlPr>
+                            <w:rPr>
+                              <w:rFonts w:ascii="Cambria Math" w:hAnsi="Cambria Math"/>
+                              <w:i/>
+                            </w:rPr>
+                          </m:ctrlPr>
+                        </m:sSubPr>
+                        <m:e>
+                          <m:r>
+                            <w:rPr>
+                              <w:rFonts w:ascii="Cambria Math" w:hAnsi="Cambria Math"/>
+                            </w:rPr>
+                            <m:t>x</m:t>
+                          </m:r>
+                        </m:e>
+                        <m:sub>
+                          <m:r>
+                            <w:rPr>
+                              <w:rFonts w:ascii="Cambria Math" w:hAnsi="Cambria Math"/>
+                            </w:rPr>
+                            <m:t>j</m:t>
+                          </m:r>
+                        </m:sub>
+                      </m:sSub>
+                      <m:r>
+                        <w:rPr>
+                          <w:rFonts w:ascii="Cambria Math" w:hAnsi="Cambria Math"/>
+                        </w:rPr>
+                        <m:t>-</m:t>
+                      </m:r>
+                      <m:sSub>
+                        <m:sSubPr>
+                          <m:ctrlPr>
+                            <w:rPr>
+                              <w:rFonts w:ascii="Cambria Math" w:hAnsi="Cambria Math"/>
+                              <w:i/>
+                            </w:rPr>
+                          </m:ctrlPr>
+                        </m:sSubPr>
+                        <m:e>
+                          <m:r>
+                            <w:rPr>
+                              <w:rFonts w:ascii="Cambria Math" w:hAnsi="Cambria Math"/>
+                            </w:rPr>
+                            <m:t>x</m:t>
+                          </m:r>
+                        </m:e>
+                        <m:sub>
+                          <m:r>
+                            <w:rPr>
+                              <w:rFonts w:ascii="Cambria Math" w:hAnsi="Cambria Math"/>
+                            </w:rPr>
+                            <m:t>i</m:t>
+                          </m:r>
+                        </m:sub>
+                      </m:sSub>
+                    </m:e>
+                  </m:d>
+                </m:e>
+                <m:sup>
+                  <m:r>
+                    <w:rPr>
+                      <w:rFonts w:ascii="Cambria Math" w:hAnsi="Cambria Math"/>
+                    </w:rPr>
+                    <m:t>2</m:t>
+                  </m:r>
+                </m:sup>
+              </m:sSup>
+              <m:r>
+                <w:rPr>
+                  <w:rFonts w:ascii="Cambria Math" w:hAnsi="Cambria Math"/>
+                </w:rPr>
+                <m:t>+</m:t>
+              </m:r>
+              <m:sSup>
+                <m:sSupPr>
+                  <m:ctrlPr>
+                    <w:rPr>
+                      <w:rFonts w:ascii="Cambria Math" w:hAnsi="Cambria Math"/>
+                      <w:i/>
+                    </w:rPr>
+                  </m:ctrlPr>
+                </m:sSupPr>
+                <m:e>
+                  <m:d>
+                    <m:dPr>
+                      <m:ctrlPr>
+                        <w:rPr>
+                          <w:rFonts w:ascii="Cambria Math" w:hAnsi="Cambria Math"/>
+                          <w:i/>
+                        </w:rPr>
+                      </m:ctrlPr>
+                    </m:dPr>
+                    <m:e>
+                      <m:sSub>
+                        <m:sSubPr>
+                          <m:ctrlPr>
+                            <w:rPr>
+                              <w:rFonts w:ascii="Cambria Math" w:hAnsi="Cambria Math"/>
+                              <w:i/>
+                            </w:rPr>
+                          </m:ctrlPr>
+                        </m:sSubPr>
+                        <m:e>
+                          <m:r>
+                            <w:rPr>
+                              <w:rFonts w:ascii="Cambria Math" w:hAnsi="Cambria Math"/>
+                            </w:rPr>
+                            <m:t>y</m:t>
+                          </m:r>
+                        </m:e>
+                        <m:sub>
+                          <m:r>
+                            <w:rPr>
+                              <w:rFonts w:ascii="Cambria Math" w:hAnsi="Cambria Math"/>
+                            </w:rPr>
+                            <m:t>j</m:t>
+                          </m:r>
+                        </m:sub>
+                      </m:sSub>
+                      <m:r>
+                        <w:rPr>
+                          <w:rFonts w:ascii="Cambria Math" w:hAnsi="Cambria Math"/>
+                        </w:rPr>
+                        <m:t>-</m:t>
+                      </m:r>
+                      <m:sSub>
+                        <m:sSubPr>
+                          <m:ctrlPr>
+                            <w:rPr>
+                              <w:rFonts w:ascii="Cambria Math" w:hAnsi="Cambria Math"/>
+                              <w:i/>
+                            </w:rPr>
+                          </m:ctrlPr>
+                        </m:sSubPr>
+                        <m:e>
+                          <m:r>
+                            <w:rPr>
+                              <w:rFonts w:ascii="Cambria Math" w:hAnsi="Cambria Math"/>
+                            </w:rPr>
+                            <m:t>y</m:t>
+                          </m:r>
+                        </m:e>
+                        <m:sub>
+                          <m:r>
+                            <w:rPr>
+                              <w:rFonts w:ascii="Cambria Math" w:hAnsi="Cambria Math"/>
+                            </w:rPr>
+                            <m:t>i</m:t>
+                          </m:r>
+                        </m:sub>
+                      </m:sSub>
+                    </m:e>
+                  </m:d>
+                </m:e>
+                <m:sup>
+                  <m:r>
+                    <w:rPr>
+                      <w:rFonts w:ascii="Cambria Math" w:hAnsi="Cambria Math"/>
+                    </w:rPr>
+                    <m:t>2</m:t>
+                  </m:r>
+                </m:sup>
+              </m:sSup>
+            </m:e>
+          </m:d>
+        </m:oMath>
+      </m:oMathPara>
     </w:p>
     <w:p>
-      <w:pPr/>
-      <w:r>
-        <w:rPr>
-          <w:rFonts w:ascii="宋体" w:hAnsi="宋体" w:eastAsia="宋体"/>
-          <w:sz w:val="26"/>
-        </w:rPr>
-        <w:t>12、一种电子设备或计算机可读存储介质，其特征在于，所述电子设备包括处理器和存储器，所述存储器中存储有计算机程序，所述计算机程序被处理器执行时实现权利要求1至10任一项所述的方法；或者，所述计算机可读存储介质中存储有计算机程序，所述计算机程序被处理器执行时实现权利要求1至10任一项所述的方法。</w:t>
+      <w:pPr>
+        <w:spacing w:line="360" w:lineRule="auto"/>
+        <w:ind w:firstLine="520"/>
+      </w:pPr>
+      <w:r>
+        <w:rPr>
+          <w:rFonts w:ascii="宋体" w:hAnsi="宋体"/>
+          <w:sz w:val="26"/>
+        </w:rPr>
+        <w:lastRenderedPageBreak/>
+        <w:t>当</w:t>
+      </w:r>
+      <w:r>
+        <w:rPr>
+          <w:rFonts w:ascii="宋体" w:hAnsi="宋体"/>
+          <w:sz w:val="26"/>
+        </w:rPr>
+        <w:t>l_ji≤R_j</w:t>
+      </w:r>
+      <w:r>
+        <w:rPr>
+          <w:rFonts w:ascii="宋体" w:hAnsi="宋体"/>
+          <w:sz w:val="26"/>
+        </w:rPr>
+        <w:t>时判定目标</w:t>
+      </w:r>
+      <w:r>
+        <w:rPr>
+          <w:rFonts w:ascii="宋体" w:hAnsi="宋体"/>
+          <w:sz w:val="26"/>
+        </w:rPr>
+        <w:t>t_i</w:t>
+      </w:r>
+      <w:r>
+        <w:rPr>
+          <w:rFonts w:ascii="宋体" w:hAnsi="宋体"/>
+          <w:sz w:val="26"/>
+        </w:rPr>
+        <w:t>处于防御阵地</w:t>
+      </w:r>
+      <w:r>
+        <w:rPr>
+          <w:rFonts w:ascii="宋体" w:hAnsi="宋体"/>
+          <w:sz w:val="26"/>
+        </w:rPr>
+        <w:t>t_j</w:t>
+      </w:r>
+      <w:r>
+        <w:rPr>
+          <w:rFonts w:ascii="宋体" w:hAnsi="宋体"/>
+          <w:sz w:val="26"/>
+        </w:rPr>
+        <w:t>作用范围内，并按照下式修正防御能力和重要程度：</w:t>
+      </w:r>
+    </w:p>
+    <w:p>
+      <w:pPr>
+        <w:spacing w:line="360" w:lineRule="auto"/>
+        <w:jc w:val="center"/>
+      </w:pPr>
+      <m:oMathPara>
+        <m:oMath>
+          <m:sSubSup>
+            <m:sSubSupPr>
+              <m:ctrlPr>
+                <w:rPr>
+                  <w:rFonts w:ascii="Cambria Math" w:hAnsi="Cambria Math"/>
+                  <w:i/>
+                </w:rPr>
+              </m:ctrlPr>
+            </m:sSubSupPr>
+            <m:e>
+              <m:r>
+                <w:rPr>
+                  <w:rFonts w:ascii="Cambria Math" w:hAnsi="Cambria Math"/>
+                </w:rPr>
+                <m:t>d</m:t>
+              </m:r>
+            </m:e>
+            <m:sub>
+              <m:r>
+                <w:rPr>
+                  <w:rFonts w:ascii="Cambria Math" w:hAnsi="Cambria Math"/>
+                </w:rPr>
+                <m:t>i</m:t>
+              </m:r>
+            </m:sub>
+            <m:sup>
+              <m:r>
+                <w:rPr>
+                  <w:rFonts w:ascii="Cambria Math" w:hAnsi="Cambria Math"/>
+                </w:rPr>
+                <m:t>a</m:t>
+              </m:r>
+            </m:sup>
+          </m:sSubSup>
+          <m:r>
+            <w:rPr>
+              <w:rFonts w:ascii="Cambria Math" w:hAnsi="Cambria Math"/>
+            </w:rPr>
+            <m:t>=max</m:t>
+          </m:r>
+          <m:d>
+            <m:dPr>
+              <m:ctrlPr>
+                <w:rPr>
+                  <w:rFonts w:ascii="Cambria Math" w:hAnsi="Cambria Math"/>
+                  <w:i/>
+                </w:rPr>
+              </m:ctrlPr>
+            </m:dPr>
+            <m:e>
+              <m:sSub>
+                <m:sSubPr>
+                  <m:ctrlPr>
+                    <w:rPr>
+                      <w:rFonts w:ascii="Cambria Math" w:hAnsi="Cambria Math"/>
+                      <w:i/>
+                    </w:rPr>
+                  </m:ctrlPr>
+                </m:sSubPr>
+                <m:e>
+                  <m:r>
+                    <w:rPr>
+                      <w:rFonts w:ascii="Cambria Math" w:hAnsi="Cambria Math"/>
+                    </w:rPr>
+                    <m:t>d</m:t>
+                  </m:r>
+                </m:e>
+                <m:sub>
+                  <m:r>
+                    <w:rPr>
+                      <w:rFonts w:ascii="Cambria Math" w:hAnsi="Cambria Math"/>
+                    </w:rPr>
+                    <m:t>i</m:t>
+                  </m:r>
+                </m:sub>
+              </m:sSub>
+              <m:r>
+                <w:rPr>
+                  <w:rFonts w:ascii="Cambria Math" w:hAnsi="Cambria Math"/>
+                </w:rPr>
+                <m:t>,ma</m:t>
+              </m:r>
+              <m:sSub>
+                <m:sSubPr>
+                  <m:ctrlPr>
+                    <w:rPr>
+                      <w:rFonts w:ascii="Cambria Math" w:hAnsi="Cambria Math"/>
+                      <w:i/>
+                    </w:rPr>
+                  </m:ctrlPr>
+                </m:sSubPr>
+                <m:e>
+                  <m:r>
+                    <w:rPr>
+                      <w:rFonts w:ascii="Cambria Math" w:hAnsi="Cambria Math"/>
+                    </w:rPr>
+                    <m:t>x</m:t>
+                  </m:r>
+                </m:e>
+                <m:sub>
+                  <m:r>
+                    <w:rPr>
+                      <w:rFonts w:ascii="Cambria Math" w:hAnsi="Cambria Math"/>
+                    </w:rPr>
+                    <m:t>jinD</m:t>
+                  </m:r>
+                </m:sub>
+              </m:sSub>
+              <m:d>
+                <m:dPr>
+                  <m:ctrlPr>
+                    <w:rPr>
+                      <w:rFonts w:ascii="Cambria Math" w:hAnsi="Cambria Math"/>
+                      <w:i/>
+                    </w:rPr>
+                  </m:ctrlPr>
+                </m:dPr>
+                <m:e>
+                  <m:sSub>
+                    <m:sSubPr>
+                      <m:ctrlPr>
+                        <w:rPr>
+                          <w:rFonts w:ascii="Cambria Math" w:hAnsi="Cambria Math"/>
+                          <w:i/>
+                        </w:rPr>
+                      </m:ctrlPr>
+                    </m:sSubPr>
+                    <m:e>
+                      <m:r>
+                        <w:rPr>
+                          <w:rFonts w:ascii="Cambria Math" w:hAnsi="Cambria Math"/>
+                        </w:rPr>
+                        <m:t>I</m:t>
+                      </m:r>
+                    </m:e>
+                    <m:sub>
+                      <m:r>
+                        <w:rPr>
+                          <w:rFonts w:ascii="Cambria Math" w:hAnsi="Cambria Math"/>
+                        </w:rPr>
+                        <m:t>j</m:t>
+                      </m:r>
+                    </m:sub>
+                  </m:sSub>
+                  <m:r>
+                    <w:rPr>
+                      <w:rFonts w:ascii="Cambria Math" w:hAnsi="Cambria Math"/>
+                    </w:rPr>
+                    <m:t>i</m:t>
+                  </m:r>
+                  <m:sSub>
+                    <m:sSubPr>
+                      <m:ctrlPr>
+                        <w:rPr>
+                          <w:rFonts w:ascii="Cambria Math" w:hAnsi="Cambria Math"/>
+                          <w:i/>
+                        </w:rPr>
+                      </m:ctrlPr>
+                    </m:sSubPr>
+                    <m:e>
+                      <m:r>
+                        <w:rPr>
+                          <w:rFonts w:ascii="Cambria Math" w:hAnsi="Cambria Math"/>
+                        </w:rPr>
+                        <m:t>d</m:t>
+                      </m:r>
+                    </m:e>
+                    <m:sub>
+                      <m:r>
+                        <w:rPr>
+                          <w:rFonts w:ascii="Cambria Math" w:hAnsi="Cambria Math"/>
+                        </w:rPr>
+                        <m:t>j</m:t>
+                      </m:r>
+                    </m:sub>
+                  </m:sSub>
+                </m:e>
+              </m:d>
+            </m:e>
+          </m:d>
+        </m:oMath>
+      </m:oMathPara>
+    </w:p>
+    <w:p>
+      <w:pPr>
+        <w:spacing w:line="360" w:lineRule="auto"/>
+        <w:jc w:val="center"/>
+      </w:pPr>
+      <m:oMathPara>
+        <m:oMath>
+          <m:sSubSup>
+            <m:sSubSupPr>
+              <m:ctrlPr>
+                <w:rPr>
+                  <w:rFonts w:ascii="Cambria Math" w:hAnsi="Cambria Math"/>
+                  <w:i/>
+                </w:rPr>
+              </m:ctrlPr>
+            </m:sSubSupPr>
+            <m:e>
+              <m:r>
+                <w:rPr>
+                  <w:rFonts w:ascii="Cambria Math" w:hAnsi="Cambria Math"/>
+                </w:rPr>
+                <m:t>v</m:t>
+              </m:r>
+            </m:e>
+            <m:sub>
+              <m:r>
+                <w:rPr>
+                  <w:rFonts w:ascii="Cambria Math" w:hAnsi="Cambria Math"/>
+                </w:rPr>
+                <m:t>j</m:t>
+              </m:r>
+            </m:sub>
+            <m:sup>
+              <m:r>
+                <w:rPr>
+                  <w:rFonts w:ascii="Cambria Math" w:hAnsi="Cambria Math"/>
+                </w:rPr>
+                <m:t>a</m:t>
+              </m:r>
+            </m:sup>
+          </m:sSubSup>
+          <m:r>
+            <w:rPr>
+              <w:rFonts w:ascii="Cambria Math" w:hAnsi="Cambria Math"/>
+            </w:rPr>
+            <m:t>=</m:t>
+          </m:r>
+          <m:sSub>
+            <m:sSubPr>
+              <m:ctrlPr>
+                <w:rPr>
+                  <w:rFonts w:ascii="Cambria Math" w:hAnsi="Cambria Math"/>
+                  <w:i/>
+                </w:rPr>
+              </m:ctrlPr>
+            </m:sSubPr>
+            <m:e>
+              <m:r>
+                <w:rPr>
+                  <w:rFonts w:ascii="Cambria Math" w:hAnsi="Cambria Math"/>
+                </w:rPr>
+                <m:t>v</m:t>
+              </m:r>
+            </m:e>
+            <m:sub>
+              <m:r>
+                <w:rPr>
+                  <w:rFonts w:ascii="Cambria Math" w:hAnsi="Cambria Math"/>
+                </w:rPr>
+                <m:t>j</m:t>
+              </m:r>
+            </m:sub>
+          </m:sSub>
+          <m:r>
+            <w:rPr>
+              <w:rFonts w:ascii="Cambria Math" w:hAnsi="Cambria Math"/>
+            </w:rPr>
+            <m:t>+rhosu</m:t>
+          </m:r>
+          <m:sSub>
+            <m:sSubPr>
+              <m:ctrlPr>
+                <w:rPr>
+                  <w:rFonts w:ascii="Cambria Math" w:hAnsi="Cambria Math"/>
+                  <w:i/>
+                </w:rPr>
+              </m:ctrlPr>
+            </m:sSubPr>
+            <m:e>
+              <m:r>
+                <w:rPr>
+                  <w:rFonts w:ascii="Cambria Math" w:hAnsi="Cambria Math"/>
+                </w:rPr>
+                <m:t>m</m:t>
+              </m:r>
+            </m:e>
+            <m:sub>
+              <m:r>
+                <w:rPr>
+                  <w:rFonts w:ascii="Cambria Math" w:hAnsi="Cambria Math"/>
+                </w:rPr>
+                <m:t>iinH</m:t>
+              </m:r>
+            </m:sub>
+          </m:sSub>
+          <m:sSub>
+            <m:sSubPr>
+              <m:ctrlPr>
+                <w:rPr>
+                  <w:rFonts w:ascii="Cambria Math" w:hAnsi="Cambria Math"/>
+                  <w:i/>
+                </w:rPr>
+              </m:ctrlPr>
+            </m:sSubPr>
+            <m:e>
+              <m:r>
+                <w:rPr>
+                  <w:rFonts w:ascii="Cambria Math" w:hAnsi="Cambria Math"/>
+                </w:rPr>
+                <m:t>I</m:t>
+              </m:r>
+            </m:e>
+            <m:sub>
+              <m:r>
+                <w:rPr>
+                  <w:rFonts w:ascii="Cambria Math" w:hAnsi="Cambria Math"/>
+                </w:rPr>
+                <m:t>j</m:t>
+              </m:r>
+            </m:sub>
+          </m:sSub>
+          <m:r>
+            <w:rPr>
+              <w:rFonts w:ascii="Cambria Math" w:hAnsi="Cambria Math"/>
+            </w:rPr>
+            <m:t>i</m:t>
+          </m:r>
+          <m:sSub>
+            <m:sSubPr>
+              <m:ctrlPr>
+                <w:rPr>
+                  <w:rFonts w:ascii="Cambria Math" w:hAnsi="Cambria Math"/>
+                  <w:i/>
+                </w:rPr>
+              </m:ctrlPr>
+            </m:sSubPr>
+            <m:e>
+              <m:r>
+                <w:rPr>
+                  <w:rFonts w:ascii="Cambria Math" w:hAnsi="Cambria Math"/>
+                </w:rPr>
+                <m:t>v</m:t>
+              </m:r>
+            </m:e>
+            <m:sub>
+              <m:r>
+                <w:rPr>
+                  <w:rFonts w:ascii="Cambria Math" w:hAnsi="Cambria Math"/>
+                </w:rPr>
+                <m:t>i</m:t>
+              </m:r>
+            </m:sub>
+          </m:sSub>
+        </m:oMath>
+      </m:oMathPara>
+    </w:p>
+    <w:p>
+      <w:pPr>
+        <w:spacing w:line="360" w:lineRule="auto"/>
+        <w:ind w:firstLine="520"/>
+      </w:pPr>
+      <w:r>
+        <w:rPr>
+          <w:rFonts w:ascii="宋体" w:hAnsi="宋体"/>
+          <w:sz w:val="26"/>
+        </w:rPr>
+        <w:t>式中，</w:t>
+      </w:r>
+      <w:r>
+        <w:rPr>
+          <w:rFonts w:ascii="宋体" w:hAnsi="宋体"/>
+          <w:sz w:val="26"/>
+        </w:rPr>
+        <w:t>I_ji</w:t>
+      </w:r>
+      <w:r>
+        <w:rPr>
+          <w:rFonts w:ascii="宋体" w:hAnsi="宋体"/>
+          <w:sz w:val="26"/>
+        </w:rPr>
+        <w:t>为防御作用指示变量，</w:t>
+      </w:r>
+      <w:r>
+        <w:rPr>
+          <w:rFonts w:ascii="宋体" w:hAnsi="宋体"/>
+          <w:sz w:val="26"/>
+        </w:rPr>
+        <w:t>rho</w:t>
+      </w:r>
+      <w:r>
+        <w:rPr>
+          <w:rFonts w:ascii="宋体" w:hAnsi="宋体"/>
+          <w:sz w:val="26"/>
+        </w:rPr>
+        <w:t>为重要程度修正系数，</w:t>
+      </w:r>
+      <w:r>
+        <w:rPr>
+          <w:rFonts w:ascii="宋体" w:hAnsi="宋体"/>
+          <w:sz w:val="26"/>
+        </w:rPr>
+        <w:t>D</w:t>
+      </w:r>
+      <w:r>
+        <w:rPr>
+          <w:rFonts w:ascii="宋体" w:hAnsi="宋体"/>
+          <w:sz w:val="26"/>
+        </w:rPr>
+        <w:t>为防御阵地集合，</w:t>
+      </w:r>
+      <w:r>
+        <w:rPr>
+          <w:rFonts w:ascii="宋体" w:hAnsi="宋体"/>
+          <w:sz w:val="26"/>
+        </w:rPr>
+        <w:t>H</w:t>
+      </w:r>
+      <w:r>
+        <w:rPr>
+          <w:rFonts w:ascii="宋体" w:hAnsi="宋体"/>
+          <w:sz w:val="26"/>
+        </w:rPr>
+        <w:t>为高价值目标集合。</w:t>
+      </w:r>
+    </w:p>
+    <w:p>
+      <w:pPr>
+        <w:spacing w:line="360" w:lineRule="auto"/>
+        <w:ind w:firstLine="520"/>
+      </w:pPr>
+      <w:r>
+        <w:rPr>
+          <w:rFonts w:ascii="宋体" w:hAnsi="宋体"/>
+          <w:sz w:val="26"/>
+        </w:rPr>
+        <w:t>4</w:t>
+      </w:r>
+      <w:r>
+        <w:rPr>
+          <w:rFonts w:ascii="宋体" w:hAnsi="宋体"/>
+          <w:sz w:val="26"/>
+        </w:rPr>
+        <w:t>、根据权利要求</w:t>
+      </w:r>
+      <w:r>
+        <w:rPr>
+          <w:rFonts w:ascii="宋体" w:hAnsi="宋体"/>
+          <w:sz w:val="26"/>
+        </w:rPr>
+        <w:t>1</w:t>
+      </w:r>
+      <w:r>
+        <w:rPr>
+          <w:rFonts w:ascii="宋体" w:hAnsi="宋体"/>
+          <w:sz w:val="26"/>
+        </w:rPr>
+        <w:t>所述的一种基于随机森林的无人机集群摧毁目标集智能决策方法，其特征在于，所述目标综合评分和随机森林输入特征向量表示为：</w:t>
+      </w:r>
+    </w:p>
+    <w:p>
+      <w:pPr>
+        <w:spacing w:line="360" w:lineRule="auto"/>
+        <w:jc w:val="center"/>
+      </w:pPr>
+      <m:oMathPara>
+        <m:oMath>
+          <m:sSubSup>
+            <m:sSubSupPr>
+              <m:ctrlPr>
+                <w:rPr>
+                  <w:rFonts w:ascii="Cambria Math" w:hAnsi="Cambria Math"/>
+                  <w:i/>
+                </w:rPr>
+              </m:ctrlPr>
+            </m:sSubSupPr>
+            <m:e>
+              <m:r>
+                <w:rPr>
+                  <w:rFonts w:ascii="Cambria Math" w:hAnsi="Cambria Math"/>
+                </w:rPr>
+                <m:t>s</m:t>
+              </m:r>
+            </m:e>
+            <m:sub>
+              <m:r>
+                <w:rPr>
+                  <w:rFonts w:ascii="Cambria Math" w:hAnsi="Cambria Math"/>
+                </w:rPr>
+                <m:t>i</m:t>
+              </m:r>
+            </m:sub>
+            <m:sup>
+              <m:r>
+                <w:rPr>
+                  <w:rFonts w:ascii="Cambria Math" w:hAnsi="Cambria Math"/>
+                </w:rPr>
+                <m:t>0</m:t>
+              </m:r>
+            </m:sup>
+          </m:sSubSup>
+          <m:r>
+            <w:rPr>
+              <w:rFonts w:ascii="Cambria Math" w:hAnsi="Cambria Math"/>
+            </w:rPr>
+            <m:t>=lambd</m:t>
+          </m:r>
+          <m:sSub>
+            <m:sSubPr>
+              <m:ctrlPr>
+                <w:rPr>
+                  <w:rFonts w:ascii="Cambria Math" w:hAnsi="Cambria Math"/>
+                  <w:i/>
+                </w:rPr>
+              </m:ctrlPr>
+            </m:sSubPr>
+            <m:e>
+              <m:r>
+                <w:rPr>
+                  <w:rFonts w:ascii="Cambria Math" w:hAnsi="Cambria Math"/>
+                </w:rPr>
+                <m:t>a</m:t>
+              </m:r>
+            </m:e>
+            <m:sub>
+              <m:r>
+                <w:rPr>
+                  <w:rFonts w:ascii="Cambria Math" w:hAnsi="Cambria Math"/>
+                </w:rPr>
+                <m:t>d</m:t>
+              </m:r>
+            </m:sub>
+          </m:sSub>
+          <m:r>
+            <w:rPr>
+              <w:rFonts w:ascii="Cambria Math" w:hAnsi="Cambria Math"/>
+            </w:rPr>
+            <m:t>bet</m:t>
+          </m:r>
+          <m:sSubSup>
+            <m:sSubSupPr>
+              <m:ctrlPr>
+                <w:rPr>
+                  <w:rFonts w:ascii="Cambria Math" w:hAnsi="Cambria Math"/>
+                  <w:i/>
+                </w:rPr>
+              </m:ctrlPr>
+            </m:sSubSupPr>
+            <m:e>
+              <m:r>
+                <w:rPr>
+                  <w:rFonts w:ascii="Cambria Math" w:hAnsi="Cambria Math"/>
+                </w:rPr>
+                <m:t>a</m:t>
+              </m:r>
+            </m:e>
+            <m:sub>
+              <m:r>
+                <w:rPr>
+                  <w:rFonts w:ascii="Cambria Math" w:hAnsi="Cambria Math"/>
+                </w:rPr>
+                <m:t>d</m:t>
+              </m:r>
+            </m:sub>
+            <m:sup>
+              <m:d>
+                <m:dPr>
+                  <m:ctrlPr>
+                    <w:rPr>
+                      <w:rFonts w:ascii="Cambria Math" w:hAnsi="Cambria Math"/>
+                      <w:i/>
+                    </w:rPr>
+                  </m:ctrlPr>
+                </m:dPr>
+                <m:e>
+                  <m:sSubSup>
+                    <m:sSubSupPr>
+                      <m:ctrlPr>
+                        <w:rPr>
+                          <w:rFonts w:ascii="Cambria Math" w:hAnsi="Cambria Math"/>
+                          <w:i/>
+                        </w:rPr>
+                      </m:ctrlPr>
+                    </m:sSubSupPr>
+                    <m:e>
+                      <m:r>
+                        <w:rPr>
+                          <w:rFonts w:ascii="Cambria Math" w:hAnsi="Cambria Math"/>
+                        </w:rPr>
+                        <m:t>d</m:t>
+                      </m:r>
+                    </m:e>
+                    <m:sub>
+                      <m:r>
+                        <w:rPr>
+                          <w:rFonts w:ascii="Cambria Math" w:hAnsi="Cambria Math"/>
+                        </w:rPr>
+                        <m:t>i</m:t>
+                      </m:r>
+                    </m:sub>
+                    <m:sup>
+                      <m:r>
+                        <w:rPr>
+                          <w:rFonts w:ascii="Cambria Math" w:hAnsi="Cambria Math"/>
+                        </w:rPr>
+                        <m:t>a</m:t>
+                      </m:r>
+                    </m:sup>
+                  </m:sSubSup>
+                </m:e>
+              </m:d>
+            </m:sup>
+          </m:sSubSup>
+          <m:r>
+            <w:rPr>
+              <w:rFonts w:ascii="Cambria Math" w:hAnsi="Cambria Math"/>
+            </w:rPr>
+            <m:t>+lambd</m:t>
+          </m:r>
+          <m:sSub>
+            <m:sSubPr>
+              <m:ctrlPr>
+                <w:rPr>
+                  <w:rFonts w:ascii="Cambria Math" w:hAnsi="Cambria Math"/>
+                  <w:i/>
+                </w:rPr>
+              </m:ctrlPr>
+            </m:sSubPr>
+            <m:e>
+              <m:r>
+                <w:rPr>
+                  <w:rFonts w:ascii="Cambria Math" w:hAnsi="Cambria Math"/>
+                </w:rPr>
+                <m:t>a</m:t>
+              </m:r>
+            </m:e>
+            <m:sub>
+              <m:r>
+                <w:rPr>
+                  <w:rFonts w:ascii="Cambria Math" w:hAnsi="Cambria Math"/>
+                </w:rPr>
+                <m:t>v</m:t>
+              </m:r>
+            </m:sub>
+          </m:sSub>
+          <m:sSubSup>
+            <m:sSubSupPr>
+              <m:ctrlPr>
+                <w:rPr>
+                  <w:rFonts w:ascii="Cambria Math" w:hAnsi="Cambria Math"/>
+                  <w:i/>
+                </w:rPr>
+              </m:ctrlPr>
+            </m:sSubSupPr>
+            <m:e>
+              <m:r>
+                <w:rPr>
+                  <w:rFonts w:ascii="Cambria Math" w:hAnsi="Cambria Math"/>
+                </w:rPr>
+                <m:t>v</m:t>
+              </m:r>
+            </m:e>
+            <m:sub>
+              <m:r>
+                <w:rPr>
+                  <w:rFonts w:ascii="Cambria Math" w:hAnsi="Cambria Math"/>
+                </w:rPr>
+                <m:t>i</m:t>
+              </m:r>
+            </m:sub>
+            <m:sup>
+              <m:r>
+                <w:rPr>
+                  <w:rFonts w:ascii="Cambria Math" w:hAnsi="Cambria Math"/>
+                </w:rPr>
+                <m:t>a</m:t>
+              </m:r>
+            </m:sup>
+          </m:sSubSup>
+          <m:r>
+            <w:rPr>
+              <w:rFonts w:ascii="Cambria Math" w:hAnsi="Cambria Math"/>
+            </w:rPr>
+            <m:t>+lambd</m:t>
+          </m:r>
+          <m:sSub>
+            <m:sSubPr>
+              <m:ctrlPr>
+                <w:rPr>
+                  <w:rFonts w:ascii="Cambria Math" w:hAnsi="Cambria Math"/>
+                  <w:i/>
+                </w:rPr>
+              </m:ctrlPr>
+            </m:sSubPr>
+            <m:e>
+              <m:r>
+                <w:rPr>
+                  <w:rFonts w:ascii="Cambria Math" w:hAnsi="Cambria Math"/>
+                </w:rPr>
+                <m:t>a</m:t>
+              </m:r>
+            </m:e>
+            <m:sub>
+              <m:r>
+                <w:rPr>
+                  <w:rFonts w:ascii="Cambria Math" w:hAnsi="Cambria Math"/>
+                </w:rPr>
+                <m:t>r</m:t>
+              </m:r>
+            </m:sub>
+          </m:sSub>
+          <m:r>
+            <w:rPr>
+              <w:rFonts w:ascii="Cambria Math" w:hAnsi="Cambria Math"/>
+            </w:rPr>
+            <m:t>bet</m:t>
+          </m:r>
+          <m:sSubSup>
+            <m:sSubSupPr>
+              <m:ctrlPr>
+                <w:rPr>
+                  <w:rFonts w:ascii="Cambria Math" w:hAnsi="Cambria Math"/>
+                  <w:i/>
+                </w:rPr>
+              </m:ctrlPr>
+            </m:sSubSupPr>
+            <m:e>
+              <m:r>
+                <w:rPr>
+                  <w:rFonts w:ascii="Cambria Math" w:hAnsi="Cambria Math"/>
+                </w:rPr>
+                <m:t>a</m:t>
+              </m:r>
+            </m:e>
+            <m:sub>
+              <m:r>
+                <w:rPr>
+                  <w:rFonts w:ascii="Cambria Math" w:hAnsi="Cambria Math"/>
+                </w:rPr>
+                <m:t>r</m:t>
+              </m:r>
+            </m:sub>
+            <m:sup>
+              <m:d>
+                <m:dPr>
+                  <m:ctrlPr>
+                    <w:rPr>
+                      <w:rFonts w:ascii="Cambria Math" w:hAnsi="Cambria Math"/>
+                      <w:i/>
+                    </w:rPr>
+                  </m:ctrlPr>
+                </m:dPr>
+                <m:e>
+                  <m:sSubSup>
+                    <m:sSubSupPr>
+                      <m:ctrlPr>
+                        <w:rPr>
+                          <w:rFonts w:ascii="Cambria Math" w:hAnsi="Cambria Math"/>
+                          <w:i/>
+                        </w:rPr>
+                      </m:ctrlPr>
+                    </m:sSubSupPr>
+                    <m:e>
+                      <m:r>
+                        <w:rPr>
+                          <w:rFonts w:ascii="Cambria Math" w:hAnsi="Cambria Math"/>
+                        </w:rPr>
+                        <m:t>r</m:t>
+                      </m:r>
+                    </m:e>
+                    <m:sub>
+                      <m:r>
+                        <w:rPr>
+                          <w:rFonts w:ascii="Cambria Math" w:hAnsi="Cambria Math"/>
+                        </w:rPr>
+                        <m:t>i</m:t>
+                      </m:r>
+                    </m:sub>
+                    <m:sup>
+                      <m:r>
+                        <w:rPr>
+                          <w:rFonts w:ascii="Cambria Math" w:hAnsi="Cambria Math"/>
+                        </w:rPr>
+                        <m:t>'</m:t>
+                      </m:r>
+                    </m:sup>
+                  </m:sSubSup>
+                </m:e>
+              </m:d>
+            </m:sup>
+          </m:sSubSup>
+          <m:r>
+            <w:rPr>
+              <w:rFonts w:ascii="Cambria Math" w:hAnsi="Cambria Math"/>
+            </w:rPr>
+            <m:t>+lambd</m:t>
+          </m:r>
+          <m:sSub>
+            <m:sSubPr>
+              <m:ctrlPr>
+                <w:rPr>
+                  <w:rFonts w:ascii="Cambria Math" w:hAnsi="Cambria Math"/>
+                  <w:i/>
+                </w:rPr>
+              </m:ctrlPr>
+            </m:sSubPr>
+            <m:e>
+              <m:r>
+                <w:rPr>
+                  <w:rFonts w:ascii="Cambria Math" w:hAnsi="Cambria Math"/>
+                </w:rPr>
+                <m:t>a</m:t>
+              </m:r>
+            </m:e>
+            <m:sub>
+              <m:r>
+                <w:rPr>
+                  <w:rFonts w:ascii="Cambria Math" w:hAnsi="Cambria Math"/>
+                </w:rPr>
+                <m:t>t</m:t>
+              </m:r>
+            </m:sub>
+          </m:sSub>
+          <m:r>
+            <w:rPr>
+              <w:rFonts w:ascii="Cambria Math" w:hAnsi="Cambria Math"/>
+            </w:rPr>
+            <m:t>heta</m:t>
+          </m:r>
+          <m:d>
+            <m:dPr>
+              <m:begChr m:val="|"/>
+              <m:endChr m:val="|"/>
+              <m:ctrlPr>
+                <w:rPr>
+                  <w:rFonts w:ascii="Cambria Math" w:hAnsi="Cambria Math"/>
+                  <w:i/>
+                </w:rPr>
+              </m:ctrlPr>
+            </m:dPr>
+            <m:e>
+              <m:r>
+                <w:rPr>
+                  <w:rFonts w:ascii="Cambria Math" w:hAnsi="Cambria Math"/>
+                </w:rPr>
+                <m:t>thet</m:t>
+              </m:r>
+              <m:sSub>
+                <m:sSubPr>
+                  <m:ctrlPr>
+                    <w:rPr>
+                      <w:rFonts w:ascii="Cambria Math" w:hAnsi="Cambria Math"/>
+                      <w:i/>
+                    </w:rPr>
+                  </m:ctrlPr>
+                </m:sSubPr>
+                <m:e>
+                  <m:r>
+                    <w:rPr>
+                      <w:rFonts w:ascii="Cambria Math" w:hAnsi="Cambria Math"/>
+                    </w:rPr>
+                    <m:t>a</m:t>
+                  </m:r>
+                </m:e>
+                <m:sub>
+                  <m:r>
+                    <w:rPr>
+                      <w:rFonts w:ascii="Cambria Math" w:hAnsi="Cambria Math"/>
+                    </w:rPr>
+                    <m:t>i</m:t>
+                  </m:r>
+                </m:sub>
+              </m:sSub>
+            </m:e>
+          </m:d>
+        </m:oMath>
+      </m:oMathPara>
+    </w:p>
+    <w:p>
+      <w:pPr>
+        <w:spacing w:line="360" w:lineRule="auto"/>
+        <w:jc w:val="center"/>
+      </w:pPr>
+      <m:oMathPara>
+        <m:oMath>
+          <m:sSub>
+            <m:sSubPr>
+              <m:ctrlPr>
+                <w:rPr>
+                  <w:rFonts w:ascii="Cambria Math" w:hAnsi="Cambria Math"/>
+                  <w:i/>
+                </w:rPr>
+              </m:ctrlPr>
+            </m:sSubPr>
+            <m:e>
+              <m:r>
+                <w:rPr>
+                  <w:rFonts w:ascii="Cambria Math" w:hAnsi="Cambria Math"/>
+                </w:rPr>
+                <m:t>X</m:t>
+              </m:r>
+            </m:e>
+            <m:sub>
+              <m:r>
+                <w:rPr>
+                  <w:rFonts w:ascii="Cambria Math" w:hAnsi="Cambria Math"/>
+                </w:rPr>
+                <m:t>i</m:t>
+              </m:r>
+            </m:sub>
+          </m:sSub>
+          <m:r>
+            <w:rPr>
+              <w:rFonts w:ascii="Cambria Math" w:hAnsi="Cambria Math"/>
+            </w:rPr>
+            <m:t>=</m:t>
+          </m:r>
+          <m:sSup>
+            <m:sSupPr>
+              <m:ctrlPr>
+                <w:rPr>
+                  <w:rFonts w:ascii="Cambria Math" w:hAnsi="Cambria Math"/>
+                  <w:i/>
+                </w:rPr>
+              </m:ctrlPr>
+            </m:sSupPr>
+            <m:e>
+              <m:d>
+                <m:dPr>
+                  <m:begChr m:val="["/>
+                  <m:endChr m:val="]"/>
+                  <m:ctrlPr>
+                    <w:rPr>
+                      <w:rFonts w:ascii="Cambria Math" w:hAnsi="Cambria Math"/>
+                      <w:i/>
+                    </w:rPr>
+                  </m:ctrlPr>
+                </m:dPr>
+                <m:e>
+                  <m:r>
+                    <w:rPr>
+                      <w:rFonts w:ascii="Cambria Math" w:hAnsi="Cambria Math"/>
+                    </w:rPr>
+                    <m:t>scor</m:t>
+                  </m:r>
+                  <m:sSub>
+                    <m:sSubPr>
+                      <m:ctrlPr>
+                        <w:rPr>
+                          <w:rFonts w:ascii="Cambria Math" w:hAnsi="Cambria Math"/>
+                          <w:i/>
+                        </w:rPr>
+                      </m:ctrlPr>
+                    </m:sSubPr>
+                    <m:e>
+                      <m:r>
+                        <w:rPr>
+                          <w:rFonts w:ascii="Cambria Math" w:hAnsi="Cambria Math"/>
+                        </w:rPr>
+                        <m:t>e</m:t>
+                      </m:r>
+                    </m:e>
+                    <m:sub>
+                      <m:r>
+                        <w:rPr>
+                          <w:rFonts w:ascii="Cambria Math" w:hAnsi="Cambria Math"/>
+                        </w:rPr>
+                        <m:t>i</m:t>
+                      </m:r>
+                    </m:sub>
+                  </m:sSub>
+                  <m:r>
+                    <w:rPr>
+                      <w:rFonts w:ascii="Cambria Math" w:hAnsi="Cambria Math"/>
+                    </w:rPr>
+                    <m:t>,</m:t>
+                  </m:r>
+                  <m:sSubSup>
+                    <m:sSubSupPr>
+                      <m:ctrlPr>
+                        <w:rPr>
+                          <w:rFonts w:ascii="Cambria Math" w:hAnsi="Cambria Math"/>
+                          <w:i/>
+                        </w:rPr>
+                      </m:ctrlPr>
+                    </m:sSubSupPr>
+                    <m:e>
+                      <m:r>
+                        <w:rPr>
+                          <w:rFonts w:ascii="Cambria Math" w:hAnsi="Cambria Math"/>
+                        </w:rPr>
+                        <m:t>r</m:t>
+                      </m:r>
+                    </m:e>
+                    <m:sub>
+                      <m:r>
+                        <w:rPr>
+                          <w:rFonts w:ascii="Cambria Math" w:hAnsi="Cambria Math"/>
+                        </w:rPr>
+                        <m:t>i</m:t>
+                      </m:r>
+                    </m:sub>
+                    <m:sup>
+                      <m:r>
+                        <w:rPr>
+                          <w:rFonts w:ascii="Cambria Math" w:hAnsi="Cambria Math"/>
+                        </w:rPr>
+                        <m:t>'</m:t>
+                      </m:r>
+                    </m:sup>
+                  </m:sSubSup>
+                  <m:r>
+                    <w:rPr>
+                      <w:rFonts w:ascii="Cambria Math" w:hAnsi="Cambria Math"/>
+                    </w:rPr>
+                    <m:t>,thet</m:t>
+                  </m:r>
+                  <m:sSub>
+                    <m:sSubPr>
+                      <m:ctrlPr>
+                        <w:rPr>
+                          <w:rFonts w:ascii="Cambria Math" w:hAnsi="Cambria Math"/>
+                          <w:i/>
+                        </w:rPr>
+                      </m:ctrlPr>
+                    </m:sSubPr>
+                    <m:e>
+                      <m:r>
+                        <w:rPr>
+                          <w:rFonts w:ascii="Cambria Math" w:hAnsi="Cambria Math"/>
+                        </w:rPr>
+                        <m:t>a</m:t>
+                      </m:r>
+                    </m:e>
+                    <m:sub>
+                      <m:r>
+                        <w:rPr>
+                          <w:rFonts w:ascii="Cambria Math" w:hAnsi="Cambria Math"/>
+                        </w:rPr>
+                        <m:t>i</m:t>
+                      </m:r>
+                    </m:sub>
+                  </m:sSub>
+                  <m:r>
+                    <w:rPr>
+                      <w:rFonts w:ascii="Cambria Math" w:hAnsi="Cambria Math"/>
+                    </w:rPr>
+                    <m:t>,</m:t>
+                  </m:r>
+                  <m:sSubSup>
+                    <m:sSubSupPr>
+                      <m:ctrlPr>
+                        <w:rPr>
+                          <w:rFonts w:ascii="Cambria Math" w:hAnsi="Cambria Math"/>
+                          <w:i/>
+                        </w:rPr>
+                      </m:ctrlPr>
+                    </m:sSubSupPr>
+                    <m:e>
+                      <m:r>
+                        <w:rPr>
+                          <w:rFonts w:ascii="Cambria Math" w:hAnsi="Cambria Math"/>
+                        </w:rPr>
+                        <m:t>d</m:t>
+                      </m:r>
+                    </m:e>
+                    <m:sub>
+                      <m:r>
+                        <w:rPr>
+                          <w:rFonts w:ascii="Cambria Math" w:hAnsi="Cambria Math"/>
+                        </w:rPr>
+                        <m:t>i</m:t>
+                      </m:r>
+                    </m:sub>
+                    <m:sup>
+                      <m:r>
+                        <w:rPr>
+                          <w:rFonts w:ascii="Cambria Math" w:hAnsi="Cambria Math"/>
+                        </w:rPr>
+                        <m:t>a</m:t>
+                      </m:r>
+                    </m:sup>
+                  </m:sSubSup>
+                  <m:r>
+                    <w:rPr>
+                      <w:rFonts w:ascii="Cambria Math" w:hAnsi="Cambria Math"/>
+                    </w:rPr>
+                    <m:t>,</m:t>
+                  </m:r>
+                  <m:sSubSup>
+                    <m:sSubSupPr>
+                      <m:ctrlPr>
+                        <w:rPr>
+                          <w:rFonts w:ascii="Cambria Math" w:hAnsi="Cambria Math"/>
+                          <w:i/>
+                        </w:rPr>
+                      </m:ctrlPr>
+                    </m:sSubSupPr>
+                    <m:e>
+                      <m:r>
+                        <w:rPr>
+                          <w:rFonts w:ascii="Cambria Math" w:hAnsi="Cambria Math"/>
+                        </w:rPr>
+                        <m:t>v</m:t>
+                      </m:r>
+                    </m:e>
+                    <m:sub>
+                      <m:r>
+                        <w:rPr>
+                          <w:rFonts w:ascii="Cambria Math" w:hAnsi="Cambria Math"/>
+                        </w:rPr>
+                        <m:t>i</m:t>
+                      </m:r>
+                    </m:sub>
+                    <m:sup>
+                      <m:r>
+                        <w:rPr>
+                          <w:rFonts w:ascii="Cambria Math" w:hAnsi="Cambria Math"/>
+                        </w:rPr>
+                        <m:t>a</m:t>
+                      </m:r>
+                    </m:sup>
+                  </m:sSubSup>
+                </m:e>
+              </m:d>
+            </m:e>
+            <m:sup>
+              <m:r>
+                <w:rPr>
+                  <w:rFonts w:ascii="Cambria Math" w:hAnsi="Cambria Math"/>
+                </w:rPr>
+                <m:t>T</m:t>
+              </m:r>
+            </m:sup>
+          </m:sSup>
+        </m:oMath>
+      </m:oMathPara>
+    </w:p>
+    <w:p>
+      <w:pPr>
+        <w:spacing w:line="360" w:lineRule="auto"/>
+        <w:ind w:firstLine="520"/>
+      </w:pPr>
+      <w:r>
+        <w:rPr>
+          <w:rFonts w:ascii="宋体" w:hAnsi="宋体"/>
+          <w:sz w:val="26"/>
+        </w:rPr>
+        <w:t>其中</w:t>
+      </w:r>
+      <w:r>
+        <w:rPr>
+          <w:rFonts w:ascii="宋体" w:hAnsi="宋体"/>
+          <w:sz w:val="26"/>
+        </w:rPr>
+        <w:t>score_i</w:t>
+      </w:r>
+      <w:r>
+        <w:rPr>
+          <w:rFonts w:ascii="宋体" w:hAnsi="宋体"/>
+          <w:sz w:val="26"/>
+        </w:rPr>
+        <w:t>为由</w:t>
+      </w:r>
+      <w:r>
+        <w:rPr>
+          <w:rFonts w:ascii="宋体" w:hAnsi="宋体"/>
+          <w:sz w:val="26"/>
+        </w:rPr>
+        <w:t>s_i^0</w:t>
+      </w:r>
+      <w:r>
+        <w:rPr>
+          <w:rFonts w:ascii="宋体" w:hAnsi="宋体"/>
+          <w:sz w:val="26"/>
+        </w:rPr>
+        <w:t>归一化得到的目标综合评分，</w:t>
+      </w:r>
+      <w:r>
+        <w:rPr>
+          <w:rFonts w:ascii="宋体" w:hAnsi="宋体"/>
+          <w:sz w:val="26"/>
+        </w:rPr>
+        <w:t>r_i'</w:t>
+      </w:r>
+      <w:r>
+        <w:rPr>
+          <w:rFonts w:ascii="宋体" w:hAnsi="宋体"/>
+          <w:sz w:val="26"/>
+        </w:rPr>
+        <w:t>为归一化距离，</w:t>
+      </w:r>
+      <w:r>
+        <w:rPr>
+          <w:rFonts w:ascii="宋体" w:hAnsi="宋体"/>
+          <w:sz w:val="26"/>
+        </w:rPr>
+        <w:t>theta_i</w:t>
+      </w:r>
+      <w:r>
+        <w:rPr>
+          <w:rFonts w:ascii="宋体" w:hAnsi="宋体"/>
+          <w:sz w:val="26"/>
+        </w:rPr>
+        <w:t>为方位角。</w:t>
+      </w:r>
+    </w:p>
+    <w:p>
+      <w:pPr>
+        <w:spacing w:line="360" w:lineRule="auto"/>
+        <w:ind w:firstLine="520"/>
+      </w:pPr>
+      <w:r>
+        <w:rPr>
+          <w:rFonts w:ascii="宋体" w:hAnsi="宋体"/>
+          <w:sz w:val="26"/>
+        </w:rPr>
+        <w:t>5</w:t>
+      </w:r>
+      <w:r>
+        <w:rPr>
+          <w:rFonts w:ascii="宋体" w:hAnsi="宋体"/>
+          <w:sz w:val="26"/>
+        </w:rPr>
+        <w:t>、根据权利要求</w:t>
+      </w:r>
+      <w:r>
+        <w:rPr>
+          <w:rFonts w:ascii="宋体" w:hAnsi="宋体"/>
+          <w:sz w:val="26"/>
+        </w:rPr>
+        <w:t>1</w:t>
+      </w:r>
+      <w:r>
+        <w:rPr>
+          <w:rFonts w:ascii="宋体" w:hAnsi="宋体"/>
+          <w:sz w:val="26"/>
+        </w:rPr>
+        <w:t>所述的一种基于随机森林的无人机集群摧毁目标集智能决策方法，其特征在于，所述随机森林分类模型通过</w:t>
+      </w:r>
+      <w:r>
+        <w:rPr>
+          <w:rFonts w:ascii="宋体" w:hAnsi="宋体"/>
+          <w:sz w:val="26"/>
+        </w:rPr>
+        <w:t>Bootstrap</w:t>
+      </w:r>
+      <w:r>
+        <w:rPr>
+          <w:rFonts w:ascii="宋体" w:hAnsi="宋体"/>
+          <w:sz w:val="26"/>
+        </w:rPr>
+        <w:t>抽样训练多棵</w:t>
+      </w:r>
+      <w:r>
+        <w:rPr>
+          <w:rFonts w:ascii="宋体" w:hAnsi="宋体"/>
+          <w:sz w:val="26"/>
+        </w:rPr>
+        <w:t>CART</w:t>
+      </w:r>
+      <w:r>
+        <w:rPr>
+          <w:rFonts w:ascii="宋体" w:hAnsi="宋体"/>
+          <w:sz w:val="26"/>
+        </w:rPr>
+        <w:t>决策树，并采用基尼系数选择节点划分：</w:t>
+      </w:r>
+    </w:p>
+    <w:p>
+      <w:pPr>
+        <w:spacing w:line="360" w:lineRule="auto"/>
+        <w:jc w:val="center"/>
+      </w:pPr>
+      <m:oMathPara>
+        <m:oMath>
+          <m:r>
+            <w:rPr>
+              <w:rFonts w:ascii="Cambria Math" w:hAnsi="Cambria Math"/>
+            </w:rPr>
+            <m:t>Gini</m:t>
+          </m:r>
+          <m:d>
+            <m:dPr>
+              <m:ctrlPr>
+                <w:rPr>
+                  <w:rFonts w:ascii="Cambria Math" w:hAnsi="Cambria Math"/>
+                  <w:i/>
+                </w:rPr>
+              </m:ctrlPr>
+            </m:dPr>
+            <m:e>
+              <m:r>
+                <w:rPr>
+                  <w:rFonts w:ascii="Cambria Math" w:hAnsi="Cambria Math"/>
+                </w:rPr>
+                <m:t>A</m:t>
+              </m:r>
+            </m:e>
+          </m:d>
+          <m:r>
+            <w:rPr>
+              <w:rFonts w:ascii="Cambria Math" w:hAnsi="Cambria Math"/>
+            </w:rPr>
+            <m:t>=1-su</m:t>
+          </m:r>
+          <m:sSub>
+            <m:sSubPr>
+              <m:ctrlPr>
+                <w:rPr>
+                  <w:rFonts w:ascii="Cambria Math" w:hAnsi="Cambria Math"/>
+                  <w:i/>
+                </w:rPr>
+              </m:ctrlPr>
+            </m:sSubPr>
+            <m:e>
+              <m:r>
+                <w:rPr>
+                  <w:rFonts w:ascii="Cambria Math" w:hAnsi="Cambria Math"/>
+                </w:rPr>
+                <m:t>m</m:t>
+              </m:r>
+            </m:e>
+            <m:sub>
+              <m:r>
+                <w:rPr>
+                  <w:rFonts w:ascii="Cambria Math" w:hAnsi="Cambria Math"/>
+                </w:rPr>
+                <m:t>cin0,1</m:t>
+              </m:r>
+            </m:sub>
+          </m:sSub>
+          <m:sSubSup>
+            <m:sSubSupPr>
+              <m:ctrlPr>
+                <w:rPr>
+                  <w:rFonts w:ascii="Cambria Math" w:hAnsi="Cambria Math"/>
+                  <w:i/>
+                </w:rPr>
+              </m:ctrlPr>
+            </m:sSubSupPr>
+            <m:e>
+              <m:r>
+                <w:rPr>
+                  <w:rFonts w:ascii="Cambria Math" w:hAnsi="Cambria Math"/>
+                </w:rPr>
+                <m:t>p</m:t>
+              </m:r>
+            </m:e>
+            <m:sub>
+              <m:r>
+                <w:rPr>
+                  <w:rFonts w:ascii="Cambria Math" w:hAnsi="Cambria Math"/>
+                </w:rPr>
+                <m:t>c</m:t>
+              </m:r>
+            </m:sub>
+            <m:sup>
+              <m:r>
+                <w:rPr>
+                  <w:rFonts w:ascii="Cambria Math" w:hAnsi="Cambria Math"/>
+                </w:rPr>
+                <m:t>2</m:t>
+              </m:r>
+            </m:sup>
+          </m:sSubSup>
+        </m:oMath>
+      </m:oMathPara>
+    </w:p>
+    <w:p>
+      <w:pPr>
+        <w:spacing w:line="360" w:lineRule="auto"/>
+        <w:ind w:firstLine="520"/>
+      </w:pPr>
+      <w:r>
+        <w:rPr>
+          <w:rFonts w:ascii="宋体" w:hAnsi="宋体"/>
+          <w:sz w:val="26"/>
+        </w:rPr>
+        <w:t>多棵决策树通过多数投票或概率统计输出分类结果。</w:t>
+      </w:r>
+    </w:p>
+    <w:p>
+      <w:pPr>
+        <w:spacing w:line="360" w:lineRule="auto"/>
+        <w:ind w:firstLine="520"/>
+      </w:pPr>
+      <w:r>
+        <w:rPr>
+          <w:rFonts w:ascii="宋体" w:hAnsi="宋体"/>
+          <w:sz w:val="26"/>
+        </w:rPr>
+        <w:t>6</w:t>
+      </w:r>
+      <w:r>
+        <w:rPr>
+          <w:rFonts w:ascii="宋体" w:hAnsi="宋体"/>
+          <w:sz w:val="26"/>
+        </w:rPr>
+        <w:t>、根据权利要求</w:t>
+      </w:r>
+      <w:r>
+        <w:rPr>
+          <w:rFonts w:ascii="宋体" w:hAnsi="宋体"/>
+          <w:sz w:val="26"/>
+        </w:rPr>
+        <w:t>1</w:t>
+      </w:r>
+      <w:r>
+        <w:rPr>
+          <w:rFonts w:ascii="宋体" w:hAnsi="宋体"/>
+          <w:sz w:val="26"/>
+        </w:rPr>
+        <w:t>所述的一种基于随机森林的无人机集群摧毁目标集智能决策方法，其特征在于，待决策目标属于摧毁目标集的概率表示为：</w:t>
+      </w:r>
+    </w:p>
+    <w:p>
+      <w:pPr>
+        <w:spacing w:line="360" w:lineRule="auto"/>
+        <w:jc w:val="center"/>
+      </w:pPr>
+      <m:oMathPara>
+        <m:oMath>
+          <m:sSub>
+            <m:sSubPr>
+              <m:ctrlPr>
+                <w:rPr>
+                  <w:rFonts w:ascii="Cambria Math" w:hAnsi="Cambria Math"/>
+                  <w:i/>
+                </w:rPr>
+              </m:ctrlPr>
+            </m:sSubPr>
+            <m:e>
+              <m:r>
+                <w:rPr>
+                  <w:rFonts w:ascii="Cambria Math" w:hAnsi="Cambria Math"/>
+                </w:rPr>
+                <m:t>P</m:t>
+              </m:r>
+            </m:e>
+            <m:sub>
+              <m:r>
+                <w:rPr>
+                  <w:rFonts w:ascii="Cambria Math" w:hAnsi="Cambria Math"/>
+                </w:rPr>
+                <m:t>i</m:t>
+              </m:r>
+            </m:sub>
+          </m:sSub>
+          <m:r>
+            <w:rPr>
+              <w:rFonts w:ascii="Cambria Math" w:hAnsi="Cambria Math"/>
+            </w:rPr>
+            <m:t>=</m:t>
+          </m:r>
+          <m:d>
+            <m:dPr>
+              <m:ctrlPr>
+                <w:rPr>
+                  <w:rFonts w:ascii="Cambria Math" w:hAnsi="Cambria Math"/>
+                  <w:i/>
+                </w:rPr>
+              </m:ctrlPr>
+            </m:dPr>
+            <m:e>
+              <m:r>
+                <w:rPr>
+                  <w:rFonts w:ascii="Cambria Math" w:hAnsi="Cambria Math"/>
+                </w:rPr>
+                <m:t>1</m:t>
+              </m:r>
+              <m:r>
+                <m:rPr>
+                  <m:lit/>
+                </m:rPr>
+                <w:rPr>
+                  <w:rFonts w:ascii="Cambria Math" w:hAnsi="Cambria Math"/>
+                </w:rPr>
+                <m:t>/</m:t>
+              </m:r>
+              <m:r>
+                <w:rPr>
+                  <w:rFonts w:ascii="Cambria Math" w:hAnsi="Cambria Math"/>
+                </w:rPr>
+                <m:t>B</m:t>
+              </m:r>
+            </m:e>
+          </m:d>
+          <m:r>
+            <w:rPr>
+              <w:rFonts w:ascii="Cambria Math" w:hAnsi="Cambria Math"/>
+            </w:rPr>
+            <m:t>su</m:t>
+          </m:r>
+          <m:sSubSup>
+            <m:sSubSupPr>
+              <m:ctrlPr>
+                <w:rPr>
+                  <w:rFonts w:ascii="Cambria Math" w:hAnsi="Cambria Math"/>
+                  <w:i/>
+                </w:rPr>
+              </m:ctrlPr>
+            </m:sSubSupPr>
+            <m:e>
+              <m:r>
+                <w:rPr>
+                  <w:rFonts w:ascii="Cambria Math" w:hAnsi="Cambria Math"/>
+                </w:rPr>
+                <m:t>m</m:t>
+              </m:r>
+            </m:e>
+            <m:sub>
+              <m:r>
+                <w:rPr>
+                  <w:rFonts w:ascii="Cambria Math" w:hAnsi="Cambria Math"/>
+                </w:rPr>
+                <m:t>b=1</m:t>
+              </m:r>
+            </m:sub>
+            <m:sup>
+              <m:r>
+                <w:rPr>
+                  <w:rFonts w:ascii="Cambria Math" w:hAnsi="Cambria Math"/>
+                </w:rPr>
+                <m:t>B</m:t>
+              </m:r>
+            </m:sup>
+          </m:sSubSup>
+          <m:r>
+            <w:rPr>
+              <w:rFonts w:ascii="Cambria Math" w:hAnsi="Cambria Math"/>
+            </w:rPr>
+            <m:t>I</m:t>
+          </m:r>
+          <m:d>
+            <m:dPr>
+              <m:ctrlPr>
+                <w:rPr>
+                  <w:rFonts w:ascii="Cambria Math" w:hAnsi="Cambria Math"/>
+                  <w:i/>
+                </w:rPr>
+              </m:ctrlPr>
+            </m:dPr>
+            <m:e>
+              <m:sSub>
+                <m:sSubPr>
+                  <m:ctrlPr>
+                    <w:rPr>
+                      <w:rFonts w:ascii="Cambria Math" w:hAnsi="Cambria Math"/>
+                      <w:i/>
+                    </w:rPr>
+                  </m:ctrlPr>
+                </m:sSubPr>
+                <m:e>
+                  <m:r>
+                    <w:rPr>
+                      <w:rFonts w:ascii="Cambria Math" w:hAnsi="Cambria Math"/>
+                    </w:rPr>
+                    <m:t>h</m:t>
+                  </m:r>
+                </m:e>
+                <m:sub>
+                  <m:r>
+                    <w:rPr>
+                      <w:rFonts w:ascii="Cambria Math" w:hAnsi="Cambria Math"/>
+                    </w:rPr>
+                    <m:t>b</m:t>
+                  </m:r>
+                </m:sub>
+              </m:sSub>
+              <m:d>
+                <m:dPr>
+                  <m:ctrlPr>
+                    <w:rPr>
+                      <w:rFonts w:ascii="Cambria Math" w:hAnsi="Cambria Math"/>
+                      <w:i/>
+                    </w:rPr>
+                  </m:ctrlPr>
+                </m:dPr>
+                <m:e>
+                  <m:sSub>
+                    <m:sSubPr>
+                      <m:ctrlPr>
+                        <w:rPr>
+                          <w:rFonts w:ascii="Cambria Math" w:hAnsi="Cambria Math"/>
+                          <w:i/>
+                        </w:rPr>
+                      </m:ctrlPr>
+                    </m:sSubPr>
+                    <m:e>
+                      <m:r>
+                        <w:rPr>
+                          <w:rFonts w:ascii="Cambria Math" w:hAnsi="Cambria Math"/>
+                        </w:rPr>
+                        <m:t>X</m:t>
+                      </m:r>
+                    </m:e>
+                    <m:sub>
+                      <m:r>
+                        <w:rPr>
+                          <w:rFonts w:ascii="Cambria Math" w:hAnsi="Cambria Math"/>
+                        </w:rPr>
+                        <m:t>i</m:t>
+                      </m:r>
+                    </m:sub>
+                  </m:sSub>
+                </m:e>
+              </m:d>
+              <m:r>
+                <w:rPr>
+                  <w:rFonts w:ascii="Cambria Math" w:hAnsi="Cambria Math"/>
+                </w:rPr>
+                <m:t>=1</m:t>
+              </m:r>
+            </m:e>
+          </m:d>
+        </m:oMath>
+      </m:oMathPara>
+    </w:p>
+    <w:p>
+      <w:pPr>
+        <w:spacing w:line="360" w:lineRule="auto"/>
+        <w:ind w:firstLine="520"/>
+      </w:pPr>
+      <w:r>
+        <w:rPr>
+          <w:rFonts w:ascii="宋体" w:hAnsi="宋体"/>
+          <w:sz w:val="26"/>
+        </w:rPr>
+        <w:t>当</w:t>
+      </w:r>
+      <w:r>
+        <w:rPr>
+          <w:rFonts w:ascii="宋体" w:hAnsi="宋体"/>
+          <w:sz w:val="26"/>
+        </w:rPr>
+        <w:t>P_i≥tau</w:t>
+      </w:r>
+      <w:r>
+        <w:rPr>
+          <w:rFonts w:ascii="宋体" w:hAnsi="宋体"/>
+          <w:sz w:val="26"/>
+        </w:rPr>
+        <w:t>时，将目标加入摧毁目标集；当模型不可用或摧毁目标集为空时，采用规则阈值、</w:t>
+      </w:r>
+      <w:r>
+        <w:rPr>
+          <w:rFonts w:ascii="宋体" w:hAnsi="宋体"/>
+          <w:sz w:val="26"/>
+        </w:rPr>
+        <w:t>Top-K</w:t>
+      </w:r>
+      <w:r>
+        <w:rPr>
+          <w:rFonts w:ascii="宋体" w:hAnsi="宋体"/>
+          <w:sz w:val="26"/>
+        </w:rPr>
+        <w:t>排序或加权聚类作为备用策略。</w:t>
+      </w:r>
+    </w:p>
+    <w:p>
+      <w:pPr>
+        <w:spacing w:line="360" w:lineRule="auto"/>
+        <w:ind w:firstLine="520"/>
+      </w:pPr>
+      <w:r>
+        <w:rPr>
+          <w:rFonts w:ascii="宋体" w:hAnsi="宋体"/>
+          <w:sz w:val="26"/>
+        </w:rPr>
+        <w:t>7</w:t>
+      </w:r>
+      <w:r>
+        <w:rPr>
+          <w:rFonts w:ascii="宋体" w:hAnsi="宋体"/>
+          <w:sz w:val="26"/>
+        </w:rPr>
+        <w:t>、根据权利要求</w:t>
+      </w:r>
+      <w:r>
+        <w:rPr>
+          <w:rFonts w:ascii="宋体" w:hAnsi="宋体"/>
+          <w:sz w:val="26"/>
+        </w:rPr>
+        <w:t>1</w:t>
+      </w:r>
+      <w:r>
+        <w:rPr>
+          <w:rFonts w:ascii="宋体" w:hAnsi="宋体"/>
+          <w:sz w:val="26"/>
+        </w:rPr>
+        <w:t>所述的一种基于随机森林的无人机集群摧毁目标集智能决策方法，其特征在于，所述方法还生成混淆矩阵、准确率、精确率、召回率、</w:t>
+      </w:r>
+      <w:r>
+        <w:rPr>
+          <w:rFonts w:ascii="宋体" w:hAnsi="宋体"/>
+          <w:sz w:val="26"/>
+        </w:rPr>
+        <w:t>F1</w:t>
+      </w:r>
+      <w:r>
+        <w:rPr>
+          <w:rFonts w:ascii="宋体" w:hAnsi="宋体"/>
+          <w:sz w:val="26"/>
+        </w:rPr>
+        <w:t>分数、</w:t>
+      </w:r>
+      <w:r>
+        <w:rPr>
+          <w:rFonts w:ascii="宋体" w:hAnsi="宋体"/>
+          <w:sz w:val="26"/>
+        </w:rPr>
+        <w:lastRenderedPageBreak/>
+        <w:t>特征重要性、目标二维或三维分布图和分类器性能对比图。</w:t>
+      </w:r>
+    </w:p>
+    <w:p>
+      <w:pPr>
+        <w:spacing w:line="360" w:lineRule="auto"/>
+        <w:ind w:firstLine="520"/>
+      </w:pPr>
+      <w:r>
+        <w:rPr>
+          <w:rFonts w:ascii="宋体" w:hAnsi="宋体"/>
+          <w:sz w:val="26"/>
+        </w:rPr>
+        <w:t>8</w:t>
+      </w:r>
+      <w:r>
+        <w:rPr>
+          <w:rFonts w:ascii="宋体" w:hAnsi="宋体"/>
+          <w:sz w:val="26"/>
+        </w:rPr>
+        <w:t>、一种基于随机森林的无人机集群摧毁目标集智能决策装置，其特征在于，包括数据获取模块、特征预处理模块、防御影响修正模块、目标评分模块、随机森林分类模块、目标集输出模块和可视化评估模块，各模块用于执行权利要求</w:t>
+      </w:r>
+      <w:r>
+        <w:rPr>
+          <w:rFonts w:ascii="宋体" w:hAnsi="宋体"/>
+          <w:sz w:val="26"/>
+        </w:rPr>
+        <w:t>1</w:t>
+      </w:r>
+      <w:r>
+        <w:rPr>
+          <w:rFonts w:ascii="宋体" w:hAnsi="宋体"/>
+          <w:sz w:val="26"/>
+        </w:rPr>
+        <w:t>至</w:t>
+      </w:r>
+      <w:r>
+        <w:rPr>
+          <w:rFonts w:ascii="宋体" w:hAnsi="宋体"/>
+          <w:sz w:val="26"/>
+        </w:rPr>
+        <w:t>7</w:t>
+      </w:r>
+      <w:r>
+        <w:rPr>
+          <w:rFonts w:ascii="宋体" w:hAnsi="宋体"/>
+          <w:sz w:val="26"/>
+        </w:rPr>
+        <w:t>任一项所述的方法。</w:t>
+      </w:r>
+    </w:p>
+    <w:p>
+      <w:pPr>
+        <w:spacing w:line="360" w:lineRule="auto"/>
+        <w:ind w:firstLine="520"/>
+      </w:pPr>
+      <w:r>
+        <w:rPr>
+          <w:rFonts w:ascii="宋体" w:hAnsi="宋体"/>
+          <w:sz w:val="26"/>
+        </w:rPr>
+        <w:t>9</w:t>
+      </w:r>
+      <w:r>
+        <w:rPr>
+          <w:rFonts w:ascii="宋体" w:hAnsi="宋体"/>
+          <w:sz w:val="26"/>
+        </w:rPr>
+        <w:t>、一种电子设备或计算机可读存储介质，其特征在于，所述电子设备包括处理器和存储器，或者所述计算机可读存储介质中存储有计算机程序，所述计算机程序被处理器执行时实现权利要求</w:t>
+      </w:r>
+      <w:r>
+        <w:rPr>
+          <w:rFonts w:ascii="宋体" w:hAnsi="宋体"/>
+          <w:sz w:val="26"/>
+        </w:rPr>
+        <w:t>1</w:t>
+      </w:r>
+      <w:r>
+        <w:rPr>
+          <w:rFonts w:ascii="宋体" w:hAnsi="宋体"/>
+          <w:sz w:val="26"/>
+        </w:rPr>
+        <w:t>至</w:t>
+      </w:r>
+      <w:r>
+        <w:rPr>
+          <w:rFonts w:ascii="宋体" w:hAnsi="宋体"/>
+          <w:sz w:val="26"/>
+        </w:rPr>
+        <w:t>7</w:t>
+      </w:r>
+      <w:r>
+        <w:rPr>
+          <w:rFonts w:ascii="宋体" w:hAnsi="宋体"/>
+          <w:sz w:val="26"/>
+        </w:rPr>
+        <w:t>任一项所述的方法。</w:t>
       </w:r>
     </w:p>
     <w:sectPr>
-      <w:headerReference w:type="default" r:id="rId119"/>
-      <w:footerReference w:type="even" r:id="rId120"/>
-      <w:footerReference w:type="default" r:id="rId121"/>
+      <w:headerReference w:type="default" r:id="rId8"/>
+      <w:footerReference w:type="even" r:id="rId9"/>
+      <w:footerReference w:type="default" r:id="rId10"/>
       <w:pgSz w:w="11906" w:h="16838" w:code="9"/>
       <w:pgMar w:top="1418" w:right="851" w:bottom="851" w:left="1418" w:header="851" w:footer="113" w:gutter="0"/>
       <w:cols w:space="425"/>
@@ -136,7 +2540,7 @@
 </file>
 
 <file path=word/endnotes.xml><?xml version="1.0" encoding="utf-8"?>
-<w:endnotes xmlns:wpc="http://schemas.microsoft.com/office/word/2010/wordprocessingCanvas" xmlns:cx="http://schemas.microsoft.com/office/drawing/2014/chartex" xmlns:cx1="http://schemas.microsoft.com/office/drawing/2015/9/8/chartex" xmlns:cx2="http://schemas.microsoft.com/office/drawing/2015/10/21/chartex" xmlns:cx3="http://schemas.microsoft.com/office/drawing/2016/5/9/chartex" xmlns:cx4="http://schemas.microsoft.com/office/drawing/2016/5/10/chartex" xmlns:cx5="http://schemas.microsoft.com/office/drawing/2016/5/11/chartex" xmlns:cx6="http://schemas.microsoft.com/office/drawing/2016/5/12/chartex" xmlns:cx7="http://schemas.microsoft.com/office/drawing/2016/5/13/chartex" xmlns:cx8="http://schemas.microsoft.com/office/drawing/2016/5/14/chartex" xmlns:mc="http://schemas.openxmlformats.org/markup-compatibility/2006" xmlns:aink="http://schemas.microsoft.com/office/drawing/2016/ink" xmlns:am3d="http://schemas.microsoft.com/office/drawing/2017/model3d" xmlns:o="urn:schemas-microsoft-com:office:office" xmlns:r="http://schemas.openxmlformats.org/officeDocument/2006/relationships" xmlns:m="http://schemas.openxmlformats.org/officeDocument/2006/math" xmlns:v="urn:schemas-microsoft-com:vml" xmlns:wp14="http://schemas.microsoft.com/office/word/2010/wordprocessingDrawing" xmlns:wp="http://schemas.openxmlformats.org/drawingml/2006/wordprocessingDrawing" xmlns:w10="urn:schemas-microsoft-com:office:word" xmlns:w="http://schemas.openxmlformats.org/wordprocessingml/2006/main" xmlns:w14="http://schemas.microsoft.com/office/word/2010/wordml" xmlns:w15="http://schemas.microsoft.com/office/word/2012/wordml" xmlns:w16cid="http://schemas.microsoft.com/office/word/2016/wordml/cid" xmlns:w16se="http://schemas.microsoft.com/office/word/2015/wordml/symex" xmlns:wpg="http://schemas.microsoft.com/office/word/2010/wordprocessingGroup" xmlns:wpi="http://schemas.microsoft.com/office/word/2010/wordprocessingInk" xmlns:wne="http://schemas.microsoft.com/office/word/2006/wordml" xmlns:wps="http://schemas.microsoft.com/office/word/2010/wordprocessingShape" mc:Ignorable="w14 w15 w16se w16cid wp14">
+<w:endnotes xmlns:wpc="http://schemas.microsoft.com/office/word/2010/wordprocessingCanvas" xmlns:cx="http://schemas.microsoft.com/office/drawing/2014/chartex" xmlns:cx1="http://schemas.microsoft.com/office/drawing/2015/9/8/chartex" xmlns:cx2="http://schemas.microsoft.com/office/drawing/2015/10/21/chartex" xmlns:cx3="http://schemas.microsoft.com/office/drawing/2016/5/9/chartex" xmlns:cx4="http://schemas.microsoft.com/office/drawing/2016/5/10/chartex" xmlns:cx5="http://schemas.microsoft.com/office/drawing/2016/5/11/chartex" xmlns:cx6="http://schemas.microsoft.com/office/drawing/2016/5/12/chartex" xmlns:cx7="http://schemas.microsoft.com/office/drawing/2016/5/13/chartex" xmlns:cx8="http://schemas.microsoft.com/office/drawing/2016/5/14/chartex" xmlns:mc="http://schemas.openxmlformats.org/markup-compatibility/2006" xmlns:aink="http://schemas.microsoft.com/office/drawing/2016/ink" xmlns:am3d="http://schemas.microsoft.com/office/drawing/2017/model3d" xmlns:o="urn:schemas-microsoft-com:office:office" xmlns:oel="http://schemas.microsoft.com/office/2019/extlst" xmlns:r="http://schemas.openxmlformats.org/officeDocument/2006/relationships" xmlns:m="http://schemas.openxmlformats.org/officeDocument/2006/math" xmlns:v="urn:schemas-microsoft-com:vml" xmlns:wp14="http://schemas.microsoft.com/office/word/2010/wordprocessingDrawing" xmlns:wp="http://schemas.openxmlformats.org/drawingml/2006/wordprocessingDrawing" xmlns:w10="urn:schemas-microsoft-com:office:word" xmlns:w="http://schemas.openxmlformats.org/wordprocessingml/2006/main" xmlns:w14="http://schemas.microsoft.com/office/word/2010/wordml" xmlns:w15="http://schemas.microsoft.com/office/word/2012/wordml" xmlns:w16cex="http://schemas.microsoft.com/office/word/2018/wordml/cex" xmlns:w16cid="http://schemas.microsoft.com/office/word/2016/wordml/cid" xmlns:w16="http://schemas.microsoft.com/office/word/2018/wordml" xmlns:w16du="http://schemas.microsoft.com/office/word/2023/wordml/word16du" xmlns:w16sdtdh="http://schemas.microsoft.com/office/word/2020/wordml/sdtdatahash" xmlns:w16sdtfl="http://schemas.microsoft.com/office/word/2024/wordml/sdtformatlock" xmlns:w16se="http://schemas.microsoft.com/office/word/2015/wordml/symex" xmlns:wpg="http://schemas.microsoft.com/office/word/2010/wordprocessingGroup" xmlns:wpi="http://schemas.microsoft.com/office/word/2010/wordprocessingInk" xmlns:wne="http://schemas.microsoft.com/office/word/2006/wordml" xmlns:wps="http://schemas.microsoft.com/office/word/2010/wordprocessingShape" mc:Ignorable="w14 w15 w16se w16cid w16 w16cex w16sdtdh w16sdtfl w16du wp14">
   <w:endnote w:type="separator" w:id="-1">
     <w:p>
       <w:r>
@@ -155,7 +2559,7 @@
 </file>
 
 <file path=word/footer1.xml><?xml version="1.0" encoding="utf-8"?>
-<w:ftr xmlns:wpc="http://schemas.microsoft.com/office/word/2010/wordprocessingCanvas" xmlns:cx="http://schemas.microsoft.com/office/drawing/2014/chartex" xmlns:cx1="http://schemas.microsoft.com/office/drawing/2015/9/8/chartex" xmlns:cx2="http://schemas.microsoft.com/office/drawing/2015/10/21/chartex" xmlns:cx3="http://schemas.microsoft.com/office/drawing/2016/5/9/chartex" xmlns:cx4="http://schemas.microsoft.com/office/drawing/2016/5/10/chartex" xmlns:cx5="http://schemas.microsoft.com/office/drawing/2016/5/11/chartex" xmlns:cx6="http://schemas.microsoft.com/office/drawing/2016/5/12/chartex" xmlns:cx7="http://schemas.microsoft.com/office/drawing/2016/5/13/chartex" xmlns:cx8="http://schemas.microsoft.com/office/drawing/2016/5/14/chartex" xmlns:mc="http://schemas.openxmlformats.org/markup-compatibility/2006" xmlns:aink="http://schemas.microsoft.com/office/drawing/2016/ink" xmlns:am3d="http://schemas.microsoft.com/office/drawing/2017/model3d" xmlns:o="urn:schemas-microsoft-com:office:office" xmlns:r="http://schemas.openxmlformats.org/officeDocument/2006/relationships" xmlns:m="http://schemas.openxmlformats.org/officeDocument/2006/math" xmlns:v="urn:schemas-microsoft-com:vml" xmlns:wp14="http://schemas.microsoft.com/office/word/2010/wordprocessingDrawing" xmlns:wp="http://schemas.openxmlformats.org/drawingml/2006/wordprocessingDrawing" xmlns:w10="urn:schemas-microsoft-com:office:word" xmlns:w="http://schemas.openxmlformats.org/wordprocessingml/2006/main" xmlns:w14="http://schemas.microsoft.com/office/word/2010/wordml" xmlns:w15="http://schemas.microsoft.com/office/word/2012/wordml" xmlns:w16cid="http://schemas.microsoft.com/office/word/2016/wordml/cid" xmlns:w16se="http://schemas.microsoft.com/office/word/2015/wordml/symex" xmlns:wpg="http://schemas.microsoft.com/office/word/2010/wordprocessingGroup" xmlns:wpi="http://schemas.microsoft.com/office/word/2010/wordprocessingInk" xmlns:wne="http://schemas.microsoft.com/office/word/2006/wordml" xmlns:wps="http://schemas.microsoft.com/office/word/2010/wordprocessingShape" mc:Ignorable="w14 w15 w16se w16cid wp14">
+<w:ftr xmlns:wpc="http://schemas.microsoft.com/office/word/2010/wordprocessingCanvas" xmlns:cx="http://schemas.microsoft.com/office/drawing/2014/chartex" xmlns:cx1="http://schemas.microsoft.com/office/drawing/2015/9/8/chartex" xmlns:cx2="http://schemas.microsoft.com/office/drawing/2015/10/21/chartex" xmlns:cx3="http://schemas.microsoft.com/office/drawing/2016/5/9/chartex" xmlns:cx4="http://schemas.microsoft.com/office/drawing/2016/5/10/chartex" xmlns:cx5="http://schemas.microsoft.com/office/drawing/2016/5/11/chartex" xmlns:cx6="http://schemas.microsoft.com/office/drawing/2016/5/12/chartex" xmlns:cx7="http://schemas.microsoft.com/office/drawing/2016/5/13/chartex" xmlns:cx8="http://schemas.microsoft.com/office/drawing/2016/5/14/chartex" xmlns:mc="http://schemas.openxmlformats.org/markup-compatibility/2006" xmlns:aink="http://schemas.microsoft.com/office/drawing/2016/ink" xmlns:am3d="http://schemas.microsoft.com/office/drawing/2017/model3d" xmlns:o="urn:schemas-microsoft-com:office:office" xmlns:oel="http://schemas.microsoft.com/office/2019/extlst" xmlns:r="http://schemas.openxmlformats.org/officeDocument/2006/relationships" xmlns:m="http://schemas.openxmlformats.org/officeDocument/2006/math" xmlns:v="urn:schemas-microsoft-com:vml" xmlns:wp14="http://schemas.microsoft.com/office/word/2010/wordprocessingDrawing" xmlns:wp="http://schemas.openxmlformats.org/drawingml/2006/wordprocessingDrawing" xmlns:w10="urn:schemas-microsoft-com:office:word" xmlns:w="http://schemas.openxmlformats.org/wordprocessingml/2006/main" xmlns:w14="http://schemas.microsoft.com/office/word/2010/wordml" xmlns:w15="http://schemas.microsoft.com/office/word/2012/wordml" xmlns:w16cex="http://schemas.microsoft.com/office/word/2018/wordml/cex" xmlns:w16cid="http://schemas.microsoft.com/office/word/2016/wordml/cid" xmlns:w16="http://schemas.microsoft.com/office/word/2018/wordml" xmlns:w16du="http://schemas.microsoft.com/office/word/2023/wordml/word16du" xmlns:w16sdtdh="http://schemas.microsoft.com/office/word/2020/wordml/sdtdatahash" xmlns:w16sdtfl="http://schemas.microsoft.com/office/word/2024/wordml/sdtformatlock" xmlns:w16se="http://schemas.microsoft.com/office/word/2015/wordml/symex" xmlns:wpg="http://schemas.microsoft.com/office/word/2010/wordprocessingGroup" xmlns:wpi="http://schemas.microsoft.com/office/word/2010/wordprocessingInk" xmlns:wne="http://schemas.microsoft.com/office/word/2006/wordml" xmlns:wps="http://schemas.microsoft.com/office/word/2010/wordprocessingShape" mc:Ignorable="w14 w15 w16se w16cid w16 w16cex w16sdtdh w16sdtfl w16du wp14">
   <w:p>
     <w:pPr>
       <w:pStyle w:val="a5"/>
@@ -192,7 +2596,7 @@
 </file>
 
 <file path=word/footer2.xml><?xml version="1.0" encoding="utf-8"?>
-<w:ftr xmlns:wpc="http://schemas.microsoft.com/office/word/2010/wordprocessingCanvas" xmlns:cx="http://schemas.microsoft.com/office/drawing/2014/chartex" xmlns:cx1="http://schemas.microsoft.com/office/drawing/2015/9/8/chartex" xmlns:cx2="http://schemas.microsoft.com/office/drawing/2015/10/21/chartex" xmlns:cx3="http://schemas.microsoft.com/office/drawing/2016/5/9/chartex" xmlns:cx4="http://schemas.microsoft.com/office/drawing/2016/5/10/chartex" xmlns:cx5="http://schemas.microsoft.com/office/drawing/2016/5/11/chartex" xmlns:cx6="http://schemas.microsoft.com/office/drawing/2016/5/12/chartex" xmlns:cx7="http://schemas.microsoft.com/office/drawing/2016/5/13/chartex" xmlns:cx8="http://schemas.microsoft.com/office/drawing/2016/5/14/chartex" xmlns:mc="http://schemas.openxmlformats.org/markup-compatibility/2006" xmlns:aink="http://schemas.microsoft.com/office/drawing/2016/ink" xmlns:am3d="http://schemas.microsoft.com/office/drawing/2017/model3d" xmlns:o="urn:schemas-microsoft-com:office:office" xmlns:r="http://schemas.openxmlformats.org/officeDocument/2006/relationships" xmlns:m="http://schemas.openxmlformats.org/officeDocument/2006/math" xmlns:v="urn:schemas-microsoft-com:vml" xmlns:wp14="http://schemas.microsoft.com/office/word/2010/wordprocessingDrawing" xmlns:wp="http://schemas.openxmlformats.org/drawingml/2006/wordprocessingDrawing" xmlns:w10="urn:schemas-microsoft-com:office:word" xmlns:w="http://schemas.openxmlformats.org/wordprocessingml/2006/main" xmlns:w14="http://schemas.microsoft.com/office/word/2010/wordml" xmlns:w15="http://schemas.microsoft.com/office/word/2012/wordml" xmlns:w16cid="http://schemas.microsoft.com/office/word/2016/wordml/cid" xmlns:w16se="http://schemas.microsoft.com/office/word/2015/wordml/symex" xmlns:wpg="http://schemas.microsoft.com/office/word/2010/wordprocessingGroup" xmlns:wpi="http://schemas.microsoft.com/office/word/2010/wordprocessingInk" xmlns:wne="http://schemas.microsoft.com/office/word/2006/wordml" xmlns:wps="http://schemas.microsoft.com/office/word/2010/wordprocessingShape" mc:Ignorable="w14 w15 w16se w16cid wp14">
+<w:ftr xmlns:wpc="http://schemas.microsoft.com/office/word/2010/wordprocessingCanvas" xmlns:cx="http://schemas.microsoft.com/office/drawing/2014/chartex" xmlns:cx1="http://schemas.microsoft.com/office/drawing/2015/9/8/chartex" xmlns:cx2="http://schemas.microsoft.com/office/drawing/2015/10/21/chartex" xmlns:cx3="http://schemas.microsoft.com/office/drawing/2016/5/9/chartex" xmlns:cx4="http://schemas.microsoft.com/office/drawing/2016/5/10/chartex" xmlns:cx5="http://schemas.microsoft.com/office/drawing/2016/5/11/chartex" xmlns:cx6="http://schemas.microsoft.com/office/drawing/2016/5/12/chartex" xmlns:cx7="http://schemas.microsoft.com/office/drawing/2016/5/13/chartex" xmlns:cx8="http://schemas.microsoft.com/office/drawing/2016/5/14/chartex" xmlns:mc="http://schemas.openxmlformats.org/markup-compatibility/2006" xmlns:aink="http://schemas.microsoft.com/office/drawing/2016/ink" xmlns:am3d="http://schemas.microsoft.com/office/drawing/2017/model3d" xmlns:o="urn:schemas-microsoft-com:office:office" xmlns:oel="http://schemas.microsoft.com/office/2019/extlst" xmlns:r="http://schemas.openxmlformats.org/officeDocument/2006/relationships" xmlns:m="http://schemas.openxmlformats.org/officeDocument/2006/math" xmlns:v="urn:schemas-microsoft-com:vml" xmlns:wp14="http://schemas.microsoft.com/office/word/2010/wordprocessingDrawing" xmlns:wp="http://schemas.openxmlformats.org/drawingml/2006/wordprocessingDrawing" xmlns:w10="urn:schemas-microsoft-com:office:word" xmlns:w="http://schemas.openxmlformats.org/wordprocessingml/2006/main" xmlns:w14="http://schemas.microsoft.com/office/word/2010/wordml" xmlns:w15="http://schemas.microsoft.com/office/word/2012/wordml" xmlns:w16cex="http://schemas.microsoft.com/office/word/2018/wordml/cex" xmlns:w16cid="http://schemas.microsoft.com/office/word/2016/wordml/cid" xmlns:w16="http://schemas.microsoft.com/office/word/2018/wordml" xmlns:w16du="http://schemas.microsoft.com/office/word/2023/wordml/word16du" xmlns:w16sdtdh="http://schemas.microsoft.com/office/word/2020/wordml/sdtdatahash" xmlns:w16sdtfl="http://schemas.microsoft.com/office/word/2024/wordml/sdtformatlock" xmlns:w16se="http://schemas.microsoft.com/office/word/2015/wordml/symex" xmlns:wpg="http://schemas.microsoft.com/office/word/2010/wordprocessingGroup" xmlns:wpi="http://schemas.microsoft.com/office/word/2010/wordprocessingInk" xmlns:wne="http://schemas.microsoft.com/office/word/2006/wordml" xmlns:wps="http://schemas.microsoft.com/office/word/2010/wordprocessingShape" mc:Ignorable="w14 w15 w16se w16cid w16 w16cex w16sdtdh w16sdtfl w16du wp14">
   <w:p>
     <w:pPr>
       <w:pStyle w:val="a5"/>
@@ -372,7 +2776,7 @@
 </file>
 
 <file path=word/footnotes.xml><?xml version="1.0" encoding="utf-8"?>
-<w:footnotes xmlns:wpc="http://schemas.microsoft.com/office/word/2010/wordprocessingCanvas" xmlns:cx="http://schemas.microsoft.com/office/drawing/2014/chartex" xmlns:cx1="http://schemas.microsoft.com/office/drawing/2015/9/8/chartex" xmlns:cx2="http://schemas.microsoft.com/office/drawing/2015/10/21/chartex" xmlns:cx3="http://schemas.microsoft.com/office/drawing/2016/5/9/chartex" xmlns:cx4="http://schemas.microsoft.com/office/drawing/2016/5/10/chartex" xmlns:cx5="http://schemas.microsoft.com/office/drawing/2016/5/11/chartex" xmlns:cx6="http://schemas.microsoft.com/office/drawing/2016/5/12/chartex" xmlns:cx7="http://schemas.microsoft.com/office/drawing/2016/5/13/chartex" xmlns:cx8="http://schemas.microsoft.com/office/drawing/2016/5/14/chartex" xmlns:mc="http://schemas.openxmlformats.org/markup-compatibility/2006" xmlns:aink="http://schemas.microsoft.com/office/drawing/2016/ink" xmlns:am3d="http://schemas.microsoft.com/office/drawing/2017/model3d" xmlns:o="urn:schemas-microsoft-com:office:office" xmlns:r="http://schemas.openxmlformats.org/officeDocument/2006/relationships" xmlns:m="http://schemas.openxmlformats.org/officeDocument/2006/math" xmlns:v="urn:schemas-microsoft-com:vml" xmlns:wp14="http://schemas.microsoft.com/office/word/2010/wordprocessingDrawing" xmlns:wp="http://schemas.openxmlformats.org/drawingml/2006/wordprocessingDrawing" xmlns:w10="urn:schemas-microsoft-com:office:word" xmlns:w="http://schemas.openxmlformats.org/wordprocessingml/2006/main" xmlns:w14="http://schemas.microsoft.com/office/word/2010/wordml" xmlns:w15="http://schemas.microsoft.com/office/word/2012/wordml" xmlns:w16cid="http://schemas.microsoft.com/office/word/2016/wordml/cid" xmlns:w16se="http://schemas.microsoft.com/office/word/2015/wordml/symex" xmlns:wpg="http://schemas.microsoft.com/office/word/2010/wordprocessingGroup" xmlns:wpi="http://schemas.microsoft.com/office/word/2010/wordprocessingInk" xmlns:wne="http://schemas.microsoft.com/office/word/2006/wordml" xmlns:wps="http://schemas.microsoft.com/office/word/2010/wordprocessingShape" mc:Ignorable="w14 w15 w16se w16cid wp14">
+<w:footnotes xmlns:wpc="http://schemas.microsoft.com/office/word/2010/wordprocessingCanvas" xmlns:cx="http://schemas.microsoft.com/office/drawing/2014/chartex" xmlns:cx1="http://schemas.microsoft.com/office/drawing/2015/9/8/chartex" xmlns:cx2="http://schemas.microsoft.com/office/drawing/2015/10/21/chartex" xmlns:cx3="http://schemas.microsoft.com/office/drawing/2016/5/9/chartex" xmlns:cx4="http://schemas.microsoft.com/office/drawing/2016/5/10/chartex" xmlns:cx5="http://schemas.microsoft.com/office/drawing/2016/5/11/chartex" xmlns:cx6="http://schemas.microsoft.com/office/drawing/2016/5/12/chartex" xmlns:cx7="http://schemas.microsoft.com/office/drawing/2016/5/13/chartex" xmlns:cx8="http://schemas.microsoft.com/office/drawing/2016/5/14/chartex" xmlns:mc="http://schemas.openxmlformats.org/markup-compatibility/2006" xmlns:aink="http://schemas.microsoft.com/office/drawing/2016/ink" xmlns:am3d="http://schemas.microsoft.com/office/drawing/2017/model3d" xmlns:o="urn:schemas-microsoft-com:office:office" xmlns:oel="http://schemas.microsoft.com/office/2019/extlst" xmlns:r="http://schemas.openxmlformats.org/officeDocument/2006/relationships" xmlns:m="http://schemas.openxmlformats.org/officeDocument/2006/math" xmlns:v="urn:schemas-microsoft-com:vml" xmlns:wp14="http://schemas.microsoft.com/office/word/2010/wordprocessingDrawing" xmlns:wp="http://schemas.openxmlformats.org/drawingml/2006/wordprocessingDrawing" xmlns:w10="urn:schemas-microsoft-com:office:word" xmlns:w="http://schemas.openxmlformats.org/wordprocessingml/2006/main" xmlns:w14="http://schemas.microsoft.com/office/word/2010/wordml" xmlns:w15="http://schemas.microsoft.com/office/word/2012/wordml" xmlns:w16cex="http://schemas.microsoft.com/office/word/2018/wordml/cex" xmlns:w16cid="http://schemas.microsoft.com/office/word/2016/wordml/cid" xmlns:w16="http://schemas.microsoft.com/office/word/2018/wordml" xmlns:w16du="http://schemas.microsoft.com/office/word/2023/wordml/word16du" xmlns:w16sdtdh="http://schemas.microsoft.com/office/word/2020/wordml/sdtdatahash" xmlns:w16sdtfl="http://schemas.microsoft.com/office/word/2024/wordml/sdtformatlock" xmlns:w16se="http://schemas.microsoft.com/office/word/2015/wordml/symex" xmlns:wpg="http://schemas.microsoft.com/office/word/2010/wordprocessingGroup" xmlns:wpi="http://schemas.microsoft.com/office/word/2010/wordprocessingInk" xmlns:wne="http://schemas.microsoft.com/office/word/2006/wordml" xmlns:wps="http://schemas.microsoft.com/office/word/2010/wordprocessingShape" mc:Ignorable="w14 w15 w16se w16cid w16 w16cex w16sdtdh w16sdtfl w16du wp14">
   <w:footnote w:type="separator" w:id="-1">
     <w:p>
       <w:r>
@@ -391,7 +2795,7 @@
 </file>
 
 <file path=word/header1.xml><?xml version="1.0" encoding="utf-8"?>
-<w:hdr xmlns:wpc="http://schemas.microsoft.com/office/word/2010/wordprocessingCanvas" xmlns:cx="http://schemas.microsoft.com/office/drawing/2014/chartex" xmlns:cx1="http://schemas.microsoft.com/office/drawing/2015/9/8/chartex" xmlns:cx2="http://schemas.microsoft.com/office/drawing/2015/10/21/chartex" xmlns:cx3="http://schemas.microsoft.com/office/drawing/2016/5/9/chartex" xmlns:cx4="http://schemas.microsoft.com/office/drawing/2016/5/10/chartex" xmlns:cx5="http://schemas.microsoft.com/office/drawing/2016/5/11/chartex" xmlns:cx6="http://schemas.microsoft.com/office/drawing/2016/5/12/chartex" xmlns:cx7="http://schemas.microsoft.com/office/drawing/2016/5/13/chartex" xmlns:cx8="http://schemas.microsoft.com/office/drawing/2016/5/14/chartex" xmlns:mc="http://schemas.openxmlformats.org/markup-compatibility/2006" xmlns:aink="http://schemas.microsoft.com/office/drawing/2016/ink" xmlns:am3d="http://schemas.microsoft.com/office/drawing/2017/model3d" xmlns:o="urn:schemas-microsoft-com:office:office" xmlns:r="http://schemas.openxmlformats.org/officeDocument/2006/relationships" xmlns:m="http://schemas.openxmlformats.org/officeDocument/2006/math" xmlns:v="urn:schemas-microsoft-com:vml" xmlns:wp14="http://schemas.microsoft.com/office/word/2010/wordprocessingDrawing" xmlns:wp="http://schemas.openxmlformats.org/drawingml/2006/wordprocessingDrawing" xmlns:w10="urn:schemas-microsoft-com:office:word" xmlns:w="http://schemas.openxmlformats.org/wordprocessingml/2006/main" xmlns:w14="http://schemas.microsoft.com/office/word/2010/wordml" xmlns:w15="http://schemas.microsoft.com/office/word/2012/wordml" xmlns:w16cid="http://schemas.microsoft.com/office/word/2016/wordml/cid" xmlns:w16se="http://schemas.microsoft.com/office/word/2015/wordml/symex" xmlns:wpg="http://schemas.microsoft.com/office/word/2010/wordprocessingGroup" xmlns:wpi="http://schemas.microsoft.com/office/word/2010/wordprocessingInk" xmlns:wne="http://schemas.microsoft.com/office/word/2006/wordml" xmlns:wps="http://schemas.microsoft.com/office/word/2010/wordprocessingShape" mc:Ignorable="w14 w15 w16se w16cid wp14">
+<w:hdr xmlns:wpc="http://schemas.microsoft.com/office/word/2010/wordprocessingCanvas" xmlns:cx="http://schemas.microsoft.com/office/drawing/2014/chartex" xmlns:cx1="http://schemas.microsoft.com/office/drawing/2015/9/8/chartex" xmlns:cx2="http://schemas.microsoft.com/office/drawing/2015/10/21/chartex" xmlns:cx3="http://schemas.microsoft.com/office/drawing/2016/5/9/chartex" xmlns:cx4="http://schemas.microsoft.com/office/drawing/2016/5/10/chartex" xmlns:cx5="http://schemas.microsoft.com/office/drawing/2016/5/11/chartex" xmlns:cx6="http://schemas.microsoft.com/office/drawing/2016/5/12/chartex" xmlns:cx7="http://schemas.microsoft.com/office/drawing/2016/5/13/chartex" xmlns:cx8="http://schemas.microsoft.com/office/drawing/2016/5/14/chartex" xmlns:mc="http://schemas.openxmlformats.org/markup-compatibility/2006" xmlns:aink="http://schemas.microsoft.com/office/drawing/2016/ink" xmlns:am3d="http://schemas.microsoft.com/office/drawing/2017/model3d" xmlns:o="urn:schemas-microsoft-com:office:office" xmlns:oel="http://schemas.microsoft.com/office/2019/extlst" xmlns:r="http://schemas.openxmlformats.org/officeDocument/2006/relationships" xmlns:m="http://schemas.openxmlformats.org/officeDocument/2006/math" xmlns:v="urn:schemas-microsoft-com:vml" xmlns:wp14="http://schemas.microsoft.com/office/word/2010/wordprocessingDrawing" xmlns:wp="http://schemas.openxmlformats.org/drawingml/2006/wordprocessingDrawing" xmlns:w10="urn:schemas-microsoft-com:office:word" xmlns:w="http://schemas.openxmlformats.org/wordprocessingml/2006/main" xmlns:w14="http://schemas.microsoft.com/office/word/2010/wordml" xmlns:w15="http://schemas.microsoft.com/office/word/2012/wordml" xmlns:w16cex="http://schemas.microsoft.com/office/word/2018/wordml/cex" xmlns:w16cid="http://schemas.microsoft.com/office/word/2016/wordml/cid" xmlns:w16="http://schemas.microsoft.com/office/word/2018/wordml" xmlns:w16du="http://schemas.microsoft.com/office/word/2023/wordml/word16du" xmlns:w16sdtdh="http://schemas.microsoft.com/office/word/2020/wordml/sdtdatahash" xmlns:w16sdtfl="http://schemas.microsoft.com/office/word/2024/wordml/sdtformatlock" xmlns:w16se="http://schemas.microsoft.com/office/word/2015/wordml/symex" xmlns:wpg="http://schemas.microsoft.com/office/word/2010/wordprocessingGroup" xmlns:wpi="http://schemas.microsoft.com/office/word/2010/wordprocessingInk" xmlns:wne="http://schemas.microsoft.com/office/word/2006/wordml" xmlns:wps="http://schemas.microsoft.com/office/word/2010/wordprocessingShape" mc:Ignorable="w14 w15 w16se w16cid w16 w16cex w16sdtdh w16sdtfl w16du wp14">
   <w:p>
     <w:pPr>
       <w:pStyle w:val="a9"/>
@@ -409,7 +2813,7 @@
 </file>
 
 <file path=word/numbering.xml><?xml version="1.0" encoding="utf-8"?>
-<w:numbering xmlns:wpc="http://schemas.microsoft.com/office/word/2010/wordprocessingCanvas" xmlns:cx="http://schemas.microsoft.com/office/drawing/2014/chartex" xmlns:cx1="http://schemas.microsoft.com/office/drawing/2015/9/8/chartex" xmlns:cx2="http://schemas.microsoft.com/office/drawing/2015/10/21/chartex" xmlns:cx3="http://schemas.microsoft.com/office/drawing/2016/5/9/chartex" xmlns:cx4="http://schemas.microsoft.com/office/drawing/2016/5/10/chartex" xmlns:cx5="http://schemas.microsoft.com/office/drawing/2016/5/11/chartex" xmlns:cx6="http://schemas.microsoft.com/office/drawing/2016/5/12/chartex" xmlns:cx7="http://schemas.microsoft.com/office/drawing/2016/5/13/chartex" xmlns:cx8="http://schemas.microsoft.com/office/drawing/2016/5/14/chartex" xmlns:mc="http://schemas.openxmlformats.org/markup-compatibility/2006" xmlns:aink="http://schemas.microsoft.com/office/drawing/2016/ink" xmlns:am3d="http://schemas.microsoft.com/office/drawing/2017/model3d" xmlns:o="urn:schemas-microsoft-com:office:office" xmlns:r="http://schemas.openxmlformats.org/officeDocument/2006/relationships" xmlns:m="http://schemas.openxmlformats.org/officeDocument/2006/math" xmlns:v="urn:schemas-microsoft-com:vml" xmlns:wp14="http://schemas.microsoft.com/office/word/2010/wordprocessingDrawing" xmlns:wp="http://schemas.openxmlformats.org/drawingml/2006/wordprocessingDrawing" xmlns:w10="urn:schemas-microsoft-com:office:word" xmlns:w="http://schemas.openxmlformats.org/wordprocessingml/2006/main" xmlns:w14="http://schemas.microsoft.com/office/word/2010/wordml" xmlns:w15="http://schemas.microsoft.com/office/word/2012/wordml" xmlns:w16cid="http://schemas.microsoft.com/office/word/2016/wordml/cid" xmlns:w16se="http://schemas.microsoft.com/office/word/2015/wordml/symex" xmlns:wpg="http://schemas.microsoft.com/office/word/2010/wordprocessingGroup" xmlns:wpi="http://schemas.microsoft.com/office/word/2010/wordprocessingInk" xmlns:wne="http://schemas.microsoft.com/office/word/2006/wordml" xmlns:wps="http://schemas.microsoft.com/office/word/2010/wordprocessingShape" mc:Ignorable="w14 w15 w16se w16cid wp14">
+<w:numbering xmlns:wpc="http://schemas.microsoft.com/office/word/2010/wordprocessingCanvas" xmlns:cx="http://schemas.microsoft.com/office/drawing/2014/chartex" xmlns:cx1="http://schemas.microsoft.com/office/drawing/2015/9/8/chartex" xmlns:cx2="http://schemas.microsoft.com/office/drawing/2015/10/21/chartex" xmlns:cx3="http://schemas.microsoft.com/office/drawing/2016/5/9/chartex" xmlns:cx4="http://schemas.microsoft.com/office/drawing/2016/5/10/chartex" xmlns:cx5="http://schemas.microsoft.com/office/drawing/2016/5/11/chartex" xmlns:cx6="http://schemas.microsoft.com/office/drawing/2016/5/12/chartex" xmlns:cx7="http://schemas.microsoft.com/office/drawing/2016/5/13/chartex" xmlns:cx8="http://schemas.microsoft.com/office/drawing/2016/5/14/chartex" xmlns:mc="http://schemas.openxmlformats.org/markup-compatibility/2006" xmlns:aink="http://schemas.microsoft.com/office/drawing/2016/ink" xmlns:am3d="http://schemas.microsoft.com/office/drawing/2017/model3d" xmlns:o="urn:schemas-microsoft-com:office:office" xmlns:oel="http://schemas.microsoft.com/office/2019/extlst" xmlns:r="http://schemas.openxmlformats.org/officeDocument/2006/relationships" xmlns:m="http://schemas.openxmlformats.org/officeDocument/2006/math" xmlns:v="urn:schemas-microsoft-com:vml" xmlns:wp14="http://schemas.microsoft.com/office/word/2010/wordprocessingDrawing" xmlns:wp="http://schemas.openxmlformats.org/drawingml/2006/wordprocessingDrawing" xmlns:w10="urn:schemas-microsoft-com:office:word" xmlns:w="http://schemas.openxmlformats.org/wordprocessingml/2006/main" xmlns:w14="http://schemas.microsoft.com/office/word/2010/wordml" xmlns:w15="http://schemas.microsoft.com/office/word/2012/wordml" xmlns:w16cex="http://schemas.microsoft.com/office/word/2018/wordml/cex" xmlns:w16cid="http://schemas.microsoft.com/office/word/2016/wordml/cid" xmlns:w16="http://schemas.microsoft.com/office/word/2018/wordml" xmlns:w16du="http://schemas.microsoft.com/office/word/2023/wordml/word16du" xmlns:w16sdtdh="http://schemas.microsoft.com/office/word/2020/wordml/sdtdatahash" xmlns:w16sdtfl="http://schemas.microsoft.com/office/word/2024/wordml/sdtformatlock" xmlns:w16se="http://schemas.microsoft.com/office/word/2015/wordml/symex" xmlns:wpg="http://schemas.microsoft.com/office/word/2010/wordprocessingGroup" xmlns:wpi="http://schemas.microsoft.com/office/word/2010/wordprocessingInk" xmlns:wne="http://schemas.microsoft.com/office/word/2006/wordml" xmlns:wps="http://schemas.microsoft.com/office/word/2010/wordprocessingShape" mc:Ignorable="w14 w15 w16se w16cid w16 w16cex w16sdtdh w16sdtfl w16du wp14">
   <w:numPicBullet w:numPicBulletId="0">
     <w:pict>
       <v:shapetype id="_x0000_t75" coordsize="21600,21600" o:spt="75" o:preferrelative="t" path="m@4@5l@4@11@9@11@9@5xe" filled="f" stroked="f">
@@ -431,7 +2835,7 @@
         <v:path o:extrusionok="f" gradientshapeok="t" o:connecttype="rect"/>
         <o:lock v:ext="edit" aspectratio="t"/>
       </v:shapetype>
-      <v:shape id="_x0000_i1175" type="#_x0000_t75" style="width:25.25pt;height:16.85pt;visibility:visible;mso-wrap-style:square" o:bullet="t">
+      <v:shape id="_x0000_i1025" type="#_x0000_t75" style="width:25.5pt;height:16.6pt;visibility:visible;mso-wrap-style:square" o:bullet="t">
         <v:imagedata r:id="rId1" o:title=""/>
       </v:shape>
     </w:pict>
@@ -2643,67 +5047,67 @@
       </w:pPr>
     </w:lvl>
   </w:abstractNum>
-  <w:num w:numId="1">
+  <w:num w:numId="1" w16cid:durableId="1927493022">
     <w:abstractNumId w:val="0"/>
   </w:num>
-  <w:num w:numId="2">
+  <w:num w:numId="2" w16cid:durableId="238491235">
     <w:abstractNumId w:val="10"/>
   </w:num>
-  <w:num w:numId="3">
+  <w:num w:numId="3" w16cid:durableId="817721014">
     <w:abstractNumId w:val="13"/>
   </w:num>
-  <w:num w:numId="4">
+  <w:num w:numId="4" w16cid:durableId="97798675">
     <w:abstractNumId w:val="7"/>
   </w:num>
-  <w:num w:numId="5">
+  <w:num w:numId="5" w16cid:durableId="207692068">
     <w:abstractNumId w:val="9"/>
   </w:num>
-  <w:num w:numId="6">
+  <w:num w:numId="6" w16cid:durableId="417601485">
     <w:abstractNumId w:val="20"/>
   </w:num>
-  <w:num w:numId="7">
+  <w:num w:numId="7" w16cid:durableId="228880896">
     <w:abstractNumId w:val="5"/>
   </w:num>
-  <w:num w:numId="8">
+  <w:num w:numId="8" w16cid:durableId="190841930">
     <w:abstractNumId w:val="2"/>
   </w:num>
-  <w:num w:numId="9">
+  <w:num w:numId="9" w16cid:durableId="128599185">
     <w:abstractNumId w:val="15"/>
   </w:num>
-  <w:num w:numId="10">
+  <w:num w:numId="10" w16cid:durableId="1169365142">
     <w:abstractNumId w:val="4"/>
   </w:num>
-  <w:num w:numId="11">
+  <w:num w:numId="11" w16cid:durableId="443428893">
     <w:abstractNumId w:val="19"/>
   </w:num>
-  <w:num w:numId="12">
+  <w:num w:numId="12" w16cid:durableId="834538218">
     <w:abstractNumId w:val="6"/>
   </w:num>
-  <w:num w:numId="13">
+  <w:num w:numId="13" w16cid:durableId="328337215">
     <w:abstractNumId w:val="8"/>
   </w:num>
-  <w:num w:numId="14">
+  <w:num w:numId="14" w16cid:durableId="1290237735">
     <w:abstractNumId w:val="14"/>
   </w:num>
-  <w:num w:numId="15">
+  <w:num w:numId="15" w16cid:durableId="727923622">
     <w:abstractNumId w:val="12"/>
   </w:num>
-  <w:num w:numId="16">
+  <w:num w:numId="16" w16cid:durableId="539053888">
     <w:abstractNumId w:val="11"/>
   </w:num>
-  <w:num w:numId="17">
+  <w:num w:numId="17" w16cid:durableId="1412190453">
     <w:abstractNumId w:val="22"/>
   </w:num>
-  <w:num w:numId="18">
+  <w:num w:numId="18" w16cid:durableId="1314721583">
     <w:abstractNumId w:val="3"/>
   </w:num>
-  <w:num w:numId="19">
+  <w:num w:numId="19" w16cid:durableId="628827227">
     <w:abstractNumId w:val="17"/>
   </w:num>
-  <w:num w:numId="20">
+  <w:num w:numId="20" w16cid:durableId="447361200">
     <w:abstractNumId w:val="18"/>
   </w:num>
-  <w:num w:numId="21">
+  <w:num w:numId="21" w16cid:durableId="83916597">
     <w:abstractNumId w:val="16"/>
     <w:lvlOverride w:ilvl="0">
       <w:startOverride w:val="1"/>
@@ -2733,17 +5137,17 @@
       <w:startOverride w:val="1"/>
     </w:lvlOverride>
   </w:num>
-  <w:num w:numId="22">
+  <w:num w:numId="22" w16cid:durableId="1378974370">
     <w:abstractNumId w:val="21"/>
   </w:num>
-  <w:num w:numId="23">
+  <w:num w:numId="23" w16cid:durableId="1637954178">
     <w:abstractNumId w:val="1"/>
   </w:num>
 </w:numbering>
 </file>
 
 <file path=word/styles.xml><?xml version="1.0" encoding="utf-8"?>
-<w:styles xmlns:mc="http://schemas.openxmlformats.org/markup-compatibility/2006" xmlns:r="http://schemas.openxmlformats.org/officeDocument/2006/relationships" xmlns:w="http://schemas.openxmlformats.org/wordprocessingml/2006/main" xmlns:w14="http://schemas.microsoft.com/office/word/2010/wordml" xmlns:w15="http://schemas.microsoft.com/office/word/2012/wordml" xmlns:w16cid="http://schemas.microsoft.com/office/word/2016/wordml/cid" xmlns:w16se="http://schemas.microsoft.com/office/word/2015/wordml/symex" mc:Ignorable="w14 w15 w16se w16cid">
+<w:styles xmlns:mc="http://schemas.openxmlformats.org/markup-compatibility/2006" xmlns:r="http://schemas.openxmlformats.org/officeDocument/2006/relationships" xmlns:w="http://schemas.openxmlformats.org/wordprocessingml/2006/main" xmlns:w14="http://schemas.microsoft.com/office/word/2010/wordml" xmlns:w15="http://schemas.microsoft.com/office/word/2012/wordml" xmlns:w16cex="http://schemas.microsoft.com/office/word/2018/wordml/cex" xmlns:w16cid="http://schemas.microsoft.com/office/word/2016/wordml/cid" xmlns:w16="http://schemas.microsoft.com/office/word/2018/wordml" xmlns:w16du="http://schemas.microsoft.com/office/word/2023/wordml/word16du" xmlns:w16sdtdh="http://schemas.microsoft.com/office/word/2020/wordml/sdtdatahash" xmlns:w16sdtfl="http://schemas.microsoft.com/office/word/2024/wordml/sdtformatlock" xmlns:w16se="http://schemas.microsoft.com/office/word/2015/wordml/symex" mc:Ignorable="w14 w15 w16se w16cid w16 w16cex w16sdtdh w16sdtfl w16du">
   <w:docDefaults>
     <w:rPrDefault>
       <w:rPr>
@@ -2753,7 +5157,7 @@
     </w:rPrDefault>
     <w:pPrDefault/>
   </w:docDefaults>
-  <w:latentStyles w:defLockedState="0" w:defUIPriority="0" w:defSemiHidden="0" w:defUnhideWhenUsed="0" w:defQFormat="0" w:count="375">
+  <w:latentStyles w:defLockedState="0" w:defUIPriority="0" w:defSemiHidden="0" w:defUnhideWhenUsed="0" w:defQFormat="0" w:count="376">
     <w:lsdException w:name="Normal" w:qFormat="1"/>
     <w:lsdException w:name="heading 1" w:qFormat="1"/>
     <w:lsdException w:name="heading 2" w:semiHidden="1" w:unhideWhenUsed="1" w:qFormat="1"/>
@@ -3122,6 +5526,7 @@
     <w:lsdException w:name="Smart Hyperlink" w:semiHidden="1" w:uiPriority="99" w:unhideWhenUsed="1"/>
     <w:lsdException w:name="Hashtag" w:semiHidden="1" w:uiPriority="99" w:unhideWhenUsed="1"/>
     <w:lsdException w:name="Unresolved Mention" w:semiHidden="1" w:uiPriority="99" w:unhideWhenUsed="1"/>
+    <w:lsdException w:name="Smart Link" w:semiHidden="1" w:uiPriority="99" w:unhideWhenUsed="1"/>
   </w:latentStyles>
   <w:style w:type="paragraph" w:default="1" w:styleId="a1">
     <w:name w:val="Normal"/>
